--- a/naresh_n+/network_weekend_jaisam/Network.docx
+++ b/naresh_n+/network_weekend_jaisam/Network.docx
@@ -1,6 +1,6 @@
 
 <file path=word/document.xml><?xml version="1.0" encoding="utf-8"?>
-<w:document xmlns:wpc="http://schemas.microsoft.com/office/word/2010/wordprocessingCanvas" xmlns:cx="http://schemas.microsoft.com/office/drawing/2014/chartex" xmlns:cx1="http://schemas.microsoft.com/office/drawing/2015/9/8/chartex" xmlns:cx2="http://schemas.microsoft.com/office/drawing/2015/10/21/chartex" xmlns:cx3="http://schemas.microsoft.com/office/drawing/2016/5/9/chartex" xmlns:cx4="http://schemas.microsoft.com/office/drawing/2016/5/10/chartex" xmlns:cx5="http://schemas.microsoft.com/office/drawing/2016/5/11/chartex" xmlns:cx6="http://schemas.microsoft.com/office/drawing/2016/5/12/chartex" xmlns:cx7="http://schemas.microsoft.com/office/drawing/2016/5/13/chartex" xmlns:cx8="http://schemas.microsoft.com/office/drawing/2016/5/14/chartex" xmlns:mc="http://schemas.openxmlformats.org/markup-compatibility/2006" xmlns:aink="http://schemas.microsoft.com/office/drawing/2016/ink" xmlns:am3d="http://schemas.microsoft.com/office/drawing/2017/model3d" xmlns:o="urn:schemas-microsoft-com:office:office" xmlns:oel="http://schemas.microsoft.com/office/2019/extlst" xmlns:r="http://schemas.openxmlformats.org/officeDocument/2006/relationships" xmlns:m="http://schemas.openxmlformats.org/officeDocument/2006/math" xmlns:v="urn:schemas-microsoft-com:vml" xmlns:wp14="http://schemas.microsoft.com/office/word/2010/wordprocessingDrawing" xmlns:wp="http://schemas.openxmlformats.org/drawingml/2006/wordprocessingDrawing" xmlns:w10="urn:schemas-microsoft-com:office:word" xmlns:w="http://schemas.openxmlformats.org/wordprocessingml/2006/main" xmlns:w14="http://schemas.microsoft.com/office/word/2010/wordml" xmlns:w15="http://schemas.microsoft.com/office/word/2012/wordml" xmlns:w16cei="http://schemas.microsoft.com/office/word/2026/wordml/cei" xmlns:w16cex="http://schemas.microsoft.com/office/word/2018/wordml/cex" xmlns:w16cid="http://schemas.microsoft.com/office/word/2016/wordml/cid" xmlns:w16="http://schemas.microsoft.com/office/word/2018/wordml" xmlns:w16du="http://schemas.microsoft.com/office/word/2023/wordml/word16du" xmlns:w16sdtdh="http://schemas.microsoft.com/office/word/2020/wordml/sdtdatahash" xmlns:w16sdtfl="http://schemas.microsoft.com/office/word/2024/wordml/sdtformatlock" xmlns:w16se="http://schemas.microsoft.com/office/word/2015/wordml/symex" xmlns:wpg="http://schemas.microsoft.com/office/word/2010/wordprocessingGroup" xmlns:wpi="http://schemas.microsoft.com/office/word/2010/wordprocessingInk" xmlns:wne="http://schemas.microsoft.com/office/word/2006/wordml" xmlns:wps="http://schemas.microsoft.com/office/word/2010/wordprocessingShape" mc:Ignorable="w14 w15 w16se w16cid w16 w16cex w16sdtdh w16sdtfl w16du wp14">
+<w:document xmlns:wpc="http://schemas.microsoft.com/office/word/2010/wordprocessingCanvas" xmlns:cx="http://schemas.microsoft.com/office/drawing/2014/chartex" xmlns:cx1="http://schemas.microsoft.com/office/drawing/2015/9/8/chartex" xmlns:cx2="http://schemas.microsoft.com/office/drawing/2015/10/21/chartex" xmlns:cx3="http://schemas.microsoft.com/office/drawing/2016/5/9/chartex" xmlns:cx4="http://schemas.microsoft.com/office/drawing/2016/5/10/chartex" xmlns:cx5="http://schemas.microsoft.com/office/drawing/2016/5/11/chartex" xmlns:cx6="http://schemas.microsoft.com/office/drawing/2016/5/12/chartex" xmlns:cx7="http://schemas.microsoft.com/office/drawing/2016/5/13/chartex" xmlns:cx8="http://schemas.microsoft.com/office/drawing/2016/5/14/chartex" xmlns:mc="http://schemas.openxmlformats.org/markup-compatibility/2006" xmlns:aink="http://schemas.microsoft.com/office/drawing/2016/ink" xmlns:am3d="http://schemas.microsoft.com/office/drawing/2017/model3d" xmlns:o="urn:schemas-microsoft-com:office:office" xmlns:oel="http://schemas.microsoft.com/office/2019/extlst" xmlns:r="http://schemas.openxmlformats.org/officeDocument/2006/relationships" xmlns:m="http://schemas.openxmlformats.org/officeDocument/2006/math" xmlns:v="urn:schemas-microsoft-com:vml" xmlns:wp14="http://schemas.microsoft.com/office/word/2010/wordprocessingDrawing" xmlns:wp="http://schemas.openxmlformats.org/drawingml/2006/wordprocessingDrawing" xmlns:w10="urn:schemas-microsoft-com:office:word" xmlns:w="http://schemas.openxmlformats.org/wordprocessingml/2006/main" xmlns:w14="http://schemas.microsoft.com/office/word/2010/wordml" xmlns:w15="http://schemas.microsoft.com/office/word/2012/wordml" xmlns:w16cex="http://schemas.microsoft.com/office/word/2018/wordml/cex" xmlns:w16cid="http://schemas.microsoft.com/office/word/2016/wordml/cid" xmlns:w16="http://schemas.microsoft.com/office/word/2018/wordml" xmlns:w16du="http://schemas.microsoft.com/office/word/2023/wordml/word16du" xmlns:w16sdtdh="http://schemas.microsoft.com/office/word/2020/wordml/sdtdatahash" xmlns:w16sdtfl="http://schemas.microsoft.com/office/word/2024/wordml/sdtformatlock" xmlns:w16se="http://schemas.microsoft.com/office/word/2015/wordml/symex" xmlns:wpg="http://schemas.microsoft.com/office/word/2010/wordprocessingGroup" xmlns:wpi="http://schemas.microsoft.com/office/word/2010/wordprocessingInk" xmlns:wne="http://schemas.microsoft.com/office/word/2006/wordml" xmlns:wps="http://schemas.microsoft.com/office/word/2010/wordprocessingShape" mc:Ignorable="w14 w15 w16se w16cid w16 w16cex w16sdtdh w16sdtfl w16du wp14">
   <w:body>
     <w:p>
       <w:proofErr w:type="gramStart"/>
@@ -303,7 +303,1240 @@
     </w:p>
     <w:p/>
     <w:p/>
-    <w:p/>
+    <w:p>
+      <w:r>
+        <w:t>Data transmission methods</w:t>
+      </w:r>
+    </w:p>
+    <w:p>
+      <w:pPr>
+        <w:pStyle w:val="ListParagraph"/>
+        <w:numPr>
+          <w:ilvl w:val="0"/>
+          <w:numId w:val="1"/>
+        </w:numPr>
+      </w:pPr>
+      <w:proofErr w:type="gramStart"/>
+      <w:r>
+        <w:t>Simplex  =</w:t>
+      </w:r>
+      <w:proofErr w:type="gramEnd"/>
+      <w:r>
+        <w:t xml:space="preserve">&gt; data travels in only one </w:t>
+      </w:r>
+      <w:proofErr w:type="gramStart"/>
+      <w:r>
+        <w:t>direction ,</w:t>
+      </w:r>
+      <w:proofErr w:type="gramEnd"/>
+      <w:r>
+        <w:t xml:space="preserve">, </w:t>
+      </w:r>
+      <w:proofErr w:type="spellStart"/>
+      <w:r>
+        <w:t>eg</w:t>
+      </w:r>
+      <w:proofErr w:type="spellEnd"/>
+      <w:r>
+        <w:t xml:space="preserve">: cable tv </w:t>
+      </w:r>
+    </w:p>
+    <w:p>
+      <w:pPr>
+        <w:pStyle w:val="ListParagraph"/>
+        <w:numPr>
+          <w:ilvl w:val="0"/>
+          <w:numId w:val="1"/>
+        </w:numPr>
+      </w:pPr>
+      <w:r>
+        <w:t>Half-</w:t>
+      </w:r>
+      <w:proofErr w:type="gramStart"/>
+      <w:r>
+        <w:t>duplex  =</w:t>
+      </w:r>
+      <w:proofErr w:type="gramEnd"/>
+      <w:r>
+        <w:t xml:space="preserve">&gt; data </w:t>
+      </w:r>
+      <w:proofErr w:type="spellStart"/>
+      <w:r>
+        <w:t>travles</w:t>
+      </w:r>
+      <w:proofErr w:type="spellEnd"/>
+      <w:r>
+        <w:t xml:space="preserve"> in both </w:t>
+      </w:r>
+      <w:proofErr w:type="spellStart"/>
+      <w:proofErr w:type="gramStart"/>
+      <w:r>
+        <w:t>directions,but</w:t>
+      </w:r>
+      <w:proofErr w:type="spellEnd"/>
+      <w:proofErr w:type="gramEnd"/>
+      <w:r>
+        <w:t xml:space="preserve"> only one at a </w:t>
+      </w:r>
+      <w:proofErr w:type="gramStart"/>
+      <w:r>
+        <w:t>time ,</w:t>
+      </w:r>
+      <w:proofErr w:type="gramEnd"/>
+      <w:r>
+        <w:t xml:space="preserve"> Eg: walkie-talkie</w:t>
+      </w:r>
+    </w:p>
+    <w:p>
+      <w:pPr>
+        <w:pStyle w:val="ListParagraph"/>
+        <w:numPr>
+          <w:ilvl w:val="0"/>
+          <w:numId w:val="1"/>
+        </w:numPr>
+      </w:pPr>
+      <w:r>
+        <w:t xml:space="preserve">Full-duplex =&gt; data travels in both </w:t>
+      </w:r>
+      <w:proofErr w:type="gramStart"/>
+      <w:r>
+        <w:t>directions  simultaneously</w:t>
+      </w:r>
+      <w:proofErr w:type="gramEnd"/>
+      <w:r>
+        <w:t xml:space="preserve"> , ex: phone calls </w:t>
+      </w:r>
+    </w:p>
+    <w:p>
+      <w:r>
+        <w:t xml:space="preserve">Media access methods (traffic </w:t>
+      </w:r>
+      <w:proofErr w:type="gramStart"/>
+      <w:r>
+        <w:t>rules )</w:t>
+      </w:r>
+      <w:proofErr w:type="gramEnd"/>
+    </w:p>
+    <w:p>
+      <w:r>
+        <w:tab/>
+        <w:t xml:space="preserve">CSMA/CD (Carrier sense Multiple Access with Collision </w:t>
+      </w:r>
+      <w:proofErr w:type="gramStart"/>
+      <w:r>
+        <w:t>Detection)  -</w:t>
+      </w:r>
+      <w:proofErr w:type="gramEnd"/>
+      <w:r>
+        <w:t xml:space="preserve"> Wired medium</w:t>
+      </w:r>
+    </w:p>
+    <w:p>
+      <w:r>
+        <w:tab/>
+        <w:t xml:space="preserve">CSMA/CA (collision </w:t>
+      </w:r>
+      <w:proofErr w:type="gramStart"/>
+      <w:r>
+        <w:t>avoidance)  -</w:t>
+      </w:r>
+      <w:proofErr w:type="gramEnd"/>
+      <w:r>
+        <w:t>&gt; wireless medium</w:t>
+      </w:r>
+    </w:p>
+    <w:p>
+      <w:r>
+        <w:tab/>
+        <w:t xml:space="preserve">Token passing =&gt; legacy method </w:t>
+      </w:r>
+    </w:p>
+    <w:p/>
+    <w:p>
+      <w:r>
+        <w:t xml:space="preserve">Signalling method </w:t>
+      </w:r>
+    </w:p>
+    <w:p>
+      <w:r>
+        <w:tab/>
+        <w:t xml:space="preserve">1s and 0s </w:t>
+      </w:r>
+    </w:p>
+    <w:p>
+      <w:r>
+        <w:tab/>
+        <w:t xml:space="preserve">Baseband =&gt; the entire bandwidth of the cable is used to </w:t>
+      </w:r>
+      <w:proofErr w:type="spellStart"/>
+      <w:r>
+        <w:t>transmist</w:t>
+      </w:r>
+      <w:proofErr w:type="spellEnd"/>
+      <w:r>
+        <w:t xml:space="preserve"> a single digital signal </w:t>
+      </w:r>
+    </w:p>
+    <w:p>
+      <w:r>
+        <w:tab/>
+        <w:t xml:space="preserve">Broadband =&gt; the bandwidth is split into multiple, distinct frequency </w:t>
+      </w:r>
+    </w:p>
+    <w:p/>
+    <w:p/>
+    <w:p>
+      <w:r>
+        <w:t>Network media and hardware</w:t>
+      </w:r>
+    </w:p>
+    <w:p>
+      <w:r>
+        <w:tab/>
+        <w:t xml:space="preserve">Bounded network </w:t>
+      </w:r>
+      <w:proofErr w:type="gramStart"/>
+      <w:r>
+        <w:t>media  (</w:t>
+      </w:r>
+      <w:proofErr w:type="gramEnd"/>
+      <w:r>
+        <w:t>guided media) – wired</w:t>
+      </w:r>
+    </w:p>
+    <w:p>
+      <w:r>
+        <w:tab/>
+      </w:r>
+      <w:r>
+        <w:tab/>
+        <w:t xml:space="preserve">Twisted pair cable (Ethernet) =&gt; copper </w:t>
+      </w:r>
+      <w:proofErr w:type="spellStart"/>
+      <w:r>
+        <w:t>wries</w:t>
+      </w:r>
+      <w:proofErr w:type="spellEnd"/>
+      <w:r>
+        <w:t xml:space="preserve"> are twisted </w:t>
+      </w:r>
+    </w:p>
+    <w:p>
+      <w:r>
+        <w:tab/>
+      </w:r>
+      <w:r>
+        <w:tab/>
+        <w:t xml:space="preserve">Coaxial cable =&gt; </w:t>
+      </w:r>
+      <w:r>
+        <w:t>central copper core surrounded by metal shied</w:t>
+      </w:r>
+    </w:p>
+    <w:p>
+      <w:r>
+        <w:tab/>
+      </w:r>
+      <w:r>
+        <w:tab/>
+        <w:t xml:space="preserve">Fiber optic cable =&gt; </w:t>
+      </w:r>
+      <w:proofErr w:type="gramStart"/>
+      <w:r>
+        <w:t>light ,</w:t>
+      </w:r>
+      <w:proofErr w:type="gramEnd"/>
+      <w:r>
+        <w:t xml:space="preserve"> thin-hair like cable </w:t>
+      </w:r>
+    </w:p>
+    <w:p/>
+    <w:p>
+      <w:r>
+        <w:lastRenderedPageBreak/>
+        <w:tab/>
+        <w:t>Unbounded network media (Unguided medium)</w:t>
+      </w:r>
+    </w:p>
+    <w:p>
+      <w:r>
+        <w:tab/>
+      </w:r>
+      <w:r>
+        <w:tab/>
+        <w:t>Means the data travels freely through the air or space</w:t>
+      </w:r>
+    </w:p>
+    <w:p>
+      <w:r>
+        <w:tab/>
+      </w:r>
+      <w:r>
+        <w:tab/>
+      </w:r>
+    </w:p>
+    <w:p>
+      <w:r>
+        <w:tab/>
+      </w:r>
+      <w:r>
+        <w:tab/>
+        <w:t>Radio waves (Wi-</w:t>
+      </w:r>
+      <w:proofErr w:type="gramStart"/>
+      <w:r>
+        <w:t>fi ,</w:t>
+      </w:r>
+      <w:proofErr w:type="gramEnd"/>
+      <w:r>
+        <w:t xml:space="preserve"> Bluetooth) =&gt; travel in all </w:t>
+      </w:r>
+      <w:proofErr w:type="gramStart"/>
+      <w:r>
+        <w:t>direction ,</w:t>
+      </w:r>
+      <w:proofErr w:type="gramEnd"/>
+      <w:r>
+        <w:t xml:space="preserve"> penetrate walls </w:t>
+      </w:r>
+    </w:p>
+    <w:p>
+      <w:r>
+        <w:tab/>
+      </w:r>
+      <w:r>
+        <w:tab/>
+        <w:t xml:space="preserve">Microwaves (Satellite, cell </w:t>
+      </w:r>
+      <w:proofErr w:type="gramStart"/>
+      <w:r>
+        <w:t>Towers)  =</w:t>
+      </w:r>
+      <w:proofErr w:type="gramEnd"/>
+      <w:r>
+        <w:t xml:space="preserve">&gt; travels in straight </w:t>
+      </w:r>
+      <w:proofErr w:type="gramStart"/>
+      <w:r>
+        <w:t>line ,</w:t>
+      </w:r>
+      <w:proofErr w:type="gramEnd"/>
+      <w:r>
+        <w:t xml:space="preserve"> </w:t>
+      </w:r>
+    </w:p>
+    <w:p>
+      <w:r>
+        <w:tab/>
+      </w:r>
+      <w:r>
+        <w:tab/>
+        <w:t xml:space="preserve">Infrared =&gt; very short-range </w:t>
+      </w:r>
+      <w:proofErr w:type="gramStart"/>
+      <w:r>
+        <w:t>communication ,</w:t>
+      </w:r>
+      <w:proofErr w:type="gramEnd"/>
+      <w:r>
+        <w:t xml:space="preserve"> strict line of </w:t>
+      </w:r>
+      <w:proofErr w:type="gramStart"/>
+      <w:r>
+        <w:t>sight ,</w:t>
+      </w:r>
+      <w:proofErr w:type="gramEnd"/>
+      <w:r>
+        <w:t xml:space="preserve"> do not penetrate</w:t>
+      </w:r>
+    </w:p>
+    <w:p/>
+    <w:p>
+      <w:r>
+        <w:tab/>
+      </w:r>
+      <w:r>
+        <w:tab/>
+      </w:r>
+    </w:p>
+    <w:p>
+      <w:r>
+        <w:t xml:space="preserve">Noise control (for handle Interference) </w:t>
+      </w:r>
+      <w:r>
+        <w:t>=&gt; Electromagnetic Interference (EMI) or Noise</w:t>
+      </w:r>
+    </w:p>
+    <w:p>
+      <w:r>
+        <w:tab/>
+      </w:r>
+      <w:r>
+        <w:tab/>
+      </w:r>
+    </w:p>
+    <w:p>
+      <w:r>
+        <w:tab/>
+        <w:t xml:space="preserve">How we control </w:t>
+      </w:r>
+      <w:proofErr w:type="gramStart"/>
+      <w:r>
+        <w:t>it :</w:t>
+      </w:r>
+      <w:proofErr w:type="gramEnd"/>
+    </w:p>
+    <w:p>
+      <w:r>
+        <w:tab/>
+      </w:r>
+      <w:r>
+        <w:tab/>
+        <w:t xml:space="preserve">Twisting the wires </w:t>
+      </w:r>
+    </w:p>
+    <w:p>
+      <w:r>
+        <w:tab/>
+      </w:r>
+      <w:r>
+        <w:tab/>
+        <w:t xml:space="preserve">Shielding </w:t>
+      </w:r>
+    </w:p>
+    <w:p>
+      <w:r>
+        <w:tab/>
+      </w:r>
+      <w:r>
+        <w:tab/>
+        <w:t xml:space="preserve">Light </w:t>
+      </w:r>
+    </w:p>
+    <w:p/>
+    <w:p>
+      <w:r>
+        <w:t>Network connectivity devices (Hardware)</w:t>
+      </w:r>
+    </w:p>
+    <w:p>
+      <w:r>
+        <w:tab/>
+        <w:t>Hub</w:t>
+      </w:r>
+    </w:p>
+    <w:p>
+      <w:r>
+        <w:tab/>
+        <w:t>Switch</w:t>
+      </w:r>
+    </w:p>
+    <w:p>
+      <w:r>
+        <w:tab/>
+        <w:t>Router</w:t>
+      </w:r>
+    </w:p>
+    <w:p/>
+    <w:p>
+      <w:r>
+        <w:t>Ethernet Networks(wired)</w:t>
+      </w:r>
+    </w:p>
+    <w:p>
+      <w:r>
+        <w:tab/>
+      </w:r>
+      <w:proofErr w:type="spellStart"/>
+      <w:r>
+        <w:t>Twiste</w:t>
+      </w:r>
+      <w:proofErr w:type="spellEnd"/>
+      <w:r>
+        <w:t xml:space="preserve"> pair copper (cat5e or cat 6) ending in RJ45 connectors </w:t>
+      </w:r>
+    </w:p>
+    <w:p>
+      <w:r>
+        <w:tab/>
+      </w:r>
+      <w:proofErr w:type="spellStart"/>
+      <w:r>
+        <w:t>Reliaiblity</w:t>
+      </w:r>
+      <w:proofErr w:type="spellEnd"/>
+      <w:r>
+        <w:t xml:space="preserve"> </w:t>
+      </w:r>
+    </w:p>
+    <w:p>
+      <w:r>
+        <w:tab/>
+        <w:t xml:space="preserve">Speed &amp; </w:t>
+      </w:r>
+      <w:proofErr w:type="spellStart"/>
+      <w:r>
+        <w:t>Realibility</w:t>
+      </w:r>
+      <w:proofErr w:type="spellEnd"/>
+      <w:r>
+        <w:t xml:space="preserve"> =&gt; full-duplex </w:t>
+      </w:r>
+    </w:p>
+    <w:p>
+      <w:r>
+        <w:tab/>
+        <w:t>Security =&gt; highly secure</w:t>
+      </w:r>
+    </w:p>
+    <w:p>
+      <w:r>
+        <w:tab/>
+        <w:t xml:space="preserve">Media access =&gt; mac address </w:t>
+      </w:r>
+    </w:p>
+    <w:p/>
+    <w:p>
+      <w:r>
+        <w:t>Wireless Networks (Wi-Fi) – (unbounded medium)</w:t>
+      </w:r>
+    </w:p>
+    <w:p>
+      <w:r>
+        <w:tab/>
+        <w:t>Radio waves</w:t>
+      </w:r>
+    </w:p>
+    <w:p>
+      <w:r>
+        <w:tab/>
+        <w:t>Wireless Access Point (WAP)</w:t>
+      </w:r>
+    </w:p>
+    <w:p>
+      <w:r>
+        <w:tab/>
+        <w:t xml:space="preserve">Mobility </w:t>
+      </w:r>
+    </w:p>
+    <w:p>
+      <w:r>
+        <w:lastRenderedPageBreak/>
+        <w:tab/>
+        <w:t xml:space="preserve">Interference &amp; Speed </w:t>
+      </w:r>
+    </w:p>
+    <w:p>
+      <w:r>
+        <w:tab/>
+        <w:t>Security =</w:t>
+      </w:r>
+      <w:proofErr w:type="gramStart"/>
+      <w:r>
+        <w:t>&gt;  WPA3 ,</w:t>
+      </w:r>
+      <w:proofErr w:type="gramEnd"/>
+      <w:r>
+        <w:t xml:space="preserve"> </w:t>
+      </w:r>
+      <w:proofErr w:type="gramStart"/>
+      <w:r>
+        <w:t>WEP ,</w:t>
+      </w:r>
+      <w:proofErr w:type="gramEnd"/>
+      <w:r>
+        <w:t xml:space="preserve"> WPA2</w:t>
+      </w:r>
+    </w:p>
+    <w:p>
+      <w:r>
+        <w:tab/>
+        <w:t xml:space="preserve">Media access =&gt; CSMA / CA </w:t>
+      </w:r>
+    </w:p>
+    <w:p/>
+    <w:p>
+      <w:r>
+        <w:t xml:space="preserve">Network models </w:t>
+      </w:r>
+    </w:p>
+    <w:p>
+      <w:r>
+        <w:tab/>
+        <w:t xml:space="preserve">OSI model =&gt; Open Systems Interconnection </w:t>
+      </w:r>
+    </w:p>
+    <w:p>
+      <w:r>
+        <w:tab/>
+        <w:t>ISO =&gt; International Organization for Standardization -&gt; 1984</w:t>
+      </w:r>
+    </w:p>
+    <w:p/>
+    <w:p>
+      <w:r>
+        <w:t>OSI has 7 layers</w:t>
+      </w:r>
+    </w:p>
+    <w:p>
+      <w:r>
+        <w:tab/>
+        <w:t>Application layer</w:t>
+      </w:r>
+      <w:r>
+        <w:t xml:space="preserve"> =&gt; http, smtp, ftp</w:t>
+      </w:r>
+      <w:r>
+        <w:t xml:space="preserve"> </w:t>
+      </w:r>
+    </w:p>
+    <w:p>
+      <w:r>
+        <w:tab/>
+        <w:t>Presentation layer</w:t>
+      </w:r>
+      <w:r>
+        <w:t xml:space="preserve"> =&gt; data </w:t>
+      </w:r>
+      <w:proofErr w:type="gramStart"/>
+      <w:r>
+        <w:t>formatting ,</w:t>
+      </w:r>
+      <w:proofErr w:type="gramEnd"/>
+      <w:r>
+        <w:t xml:space="preserve"> </w:t>
+      </w:r>
+      <w:proofErr w:type="gramStart"/>
+      <w:r>
+        <w:t>compresses ,</w:t>
+      </w:r>
+      <w:proofErr w:type="gramEnd"/>
+      <w:r>
+        <w:t xml:space="preserve"> encryption =&gt; SSL (Secure </w:t>
+      </w:r>
+      <w:proofErr w:type="spellStart"/>
+      <w:r>
+        <w:t>socketlayer</w:t>
+      </w:r>
+      <w:proofErr w:type="spellEnd"/>
+      <w:r>
+        <w:t>)</w:t>
+      </w:r>
+    </w:p>
+    <w:p>
+      <w:r>
+        <w:tab/>
+        <w:t xml:space="preserve">Session </w:t>
+      </w:r>
+      <w:r>
+        <w:t xml:space="preserve">=&gt; create session between two devices -&gt; API </w:t>
+      </w:r>
+    </w:p>
+    <w:p>
+      <w:r>
+        <w:tab/>
+      </w:r>
+      <w:proofErr w:type="gramStart"/>
+      <w:r>
+        <w:t>Transport</w:t>
+      </w:r>
+      <w:r>
+        <w:t xml:space="preserve">  =</w:t>
+      </w:r>
+      <w:proofErr w:type="gramEnd"/>
+      <w:r>
+        <w:t>&gt; breaks large data into smaller segments</w:t>
+      </w:r>
+    </w:p>
+    <w:p>
+      <w:r>
+        <w:tab/>
+        <w:t xml:space="preserve">Network </w:t>
+      </w:r>
+      <w:r>
+        <w:t xml:space="preserve">  =&gt; routing &amp; </w:t>
+      </w:r>
+      <w:proofErr w:type="spellStart"/>
+      <w:r>
+        <w:t>ip</w:t>
+      </w:r>
+      <w:proofErr w:type="spellEnd"/>
+      <w:r>
+        <w:t xml:space="preserve"> address </w:t>
+      </w:r>
+    </w:p>
+    <w:p>
+      <w:r>
+        <w:tab/>
+        <w:t>Data link</w:t>
+      </w:r>
+      <w:r>
+        <w:t xml:space="preserve"> =&gt; (Mac address, switches)</w:t>
+      </w:r>
+    </w:p>
+    <w:p>
+      <w:r>
+        <w:tab/>
+      </w:r>
+      <w:proofErr w:type="gramStart"/>
+      <w:r>
+        <w:t xml:space="preserve">Physical </w:t>
+      </w:r>
+      <w:r>
+        <w:t xml:space="preserve"> =</w:t>
+      </w:r>
+      <w:proofErr w:type="gramEnd"/>
+      <w:r>
+        <w:t xml:space="preserve">&gt; converts data into </w:t>
+      </w:r>
+      <w:r>
+        <w:t xml:space="preserve">electrical, light or radio waves </w:t>
+      </w:r>
+    </w:p>
+    <w:p/>
+    <w:p>
+      <w:r>
+        <w:t>TCP/IP model</w:t>
+      </w:r>
+    </w:p>
+    <w:p>
+      <w:r>
+        <w:tab/>
+        <w:t>Application layer (combine layers 5, 6, 7)</w:t>
+      </w:r>
+    </w:p>
+    <w:p>
+      <w:r>
+        <w:tab/>
+        <w:t>Transport layer</w:t>
+      </w:r>
+      <w:r>
+        <w:t xml:space="preserve"> =&gt; </w:t>
+      </w:r>
+      <w:proofErr w:type="gramStart"/>
+      <w:r>
+        <w:t>three way</w:t>
+      </w:r>
+      <w:proofErr w:type="gramEnd"/>
+      <w:r>
+        <w:t xml:space="preserve"> handshake </w:t>
+      </w:r>
+    </w:p>
+    <w:p>
+      <w:r>
+        <w:tab/>
+        <w:t>Internet layer</w:t>
+      </w:r>
+      <w:r>
+        <w:t xml:space="preserve"> =&gt; layer 3</w:t>
+      </w:r>
+    </w:p>
+    <w:p>
+      <w:r>
+        <w:tab/>
+        <w:t>Network access layer</w:t>
+      </w:r>
+      <w:r>
+        <w:t xml:space="preserve"> (Combine layers 2, 1)</w:t>
+      </w:r>
+    </w:p>
+    <w:p/>
+    <w:p/>
+    <w:p>
+      <w:r>
+        <w:t xml:space="preserve">Types of Address In network </w:t>
+      </w:r>
+    </w:p>
+    <w:p>
+      <w:r>
+        <w:tab/>
+        <w:t>Ip address</w:t>
+      </w:r>
+    </w:p>
+    <w:p>
+      <w:r>
+        <w:tab/>
+        <w:t>Mac address</w:t>
+      </w:r>
+    </w:p>
+    <w:p>
+      <w:r>
+        <w:tab/>
+        <w:t>DNS =&gt; Domain name server</w:t>
+      </w:r>
+    </w:p>
+    <w:p/>
+    <w:p>
+      <w:r>
+        <w:t xml:space="preserve">Ip address = &gt;ISP </w:t>
+      </w:r>
+    </w:p>
+    <w:p>
+      <w:r>
+        <w:tab/>
+        <w:t xml:space="preserve">Ip types </w:t>
+      </w:r>
+    </w:p>
+    <w:p>
+      <w:r>
+        <w:lastRenderedPageBreak/>
+        <w:tab/>
+        <w:t>Ipv</w:t>
+      </w:r>
+      <w:proofErr w:type="gramStart"/>
+      <w:r>
+        <w:t>4  =</w:t>
+      </w:r>
+      <w:proofErr w:type="gramEnd"/>
+      <w:r>
+        <w:t xml:space="preserve">&gt; 192.168.1.0   </w:t>
+      </w:r>
+      <w:r>
+        <w:t xml:space="preserve">  =&gt; 4.3 </w:t>
+      </w:r>
+      <w:proofErr w:type="gramStart"/>
+      <w:r>
+        <w:t>billion  (</w:t>
+      </w:r>
+      <w:proofErr w:type="gramEnd"/>
+      <w:r>
+        <w:t>Decimal)</w:t>
+      </w:r>
+    </w:p>
+    <w:p>
+      <w:r>
+        <w:tab/>
+        <w:t xml:space="preserve">4 </w:t>
+      </w:r>
+      <w:proofErr w:type="gramStart"/>
+      <w:r>
+        <w:t>octet  =</w:t>
+      </w:r>
+      <w:proofErr w:type="gramEnd"/>
+      <w:r>
+        <w:t xml:space="preserve">&gt; </w:t>
+      </w:r>
+      <w:r>
+        <w:t>32 bits</w:t>
+      </w:r>
+    </w:p>
+    <w:p>
+      <w:r>
+        <w:tab/>
+        <w:t xml:space="preserve">1 octet = 8 bits </w:t>
+      </w:r>
+    </w:p>
+    <w:p/>
+    <w:p>
+      <w:r>
+        <w:tab/>
+        <w:t>1 byte = 8 bits</w:t>
+      </w:r>
+    </w:p>
+    <w:p>
+      <w:r>
+        <w:tab/>
+        <w:t>1 bit = 0 or 1</w:t>
+      </w:r>
+    </w:p>
+    <w:p/>
+    <w:p/>
+    <w:p>
+      <w:r>
+        <w:tab/>
+        <w:t>Ipv</w:t>
+      </w:r>
+      <w:proofErr w:type="gramStart"/>
+      <w:r>
+        <w:t xml:space="preserve">6 </w:t>
+      </w:r>
+      <w:r>
+        <w:t xml:space="preserve"> =</w:t>
+      </w:r>
+      <w:proofErr w:type="gramEnd"/>
+      <w:r>
+        <w:t>&gt; 128 bits =&gt; unlimited</w:t>
+      </w:r>
+      <w:proofErr w:type="gramStart"/>
+      <w:r>
+        <w:t xml:space="preserve">   (</w:t>
+      </w:r>
+      <w:proofErr w:type="spellStart"/>
+      <w:proofErr w:type="gramEnd"/>
+      <w:r>
+        <w:t>Hexademical</w:t>
+      </w:r>
+      <w:proofErr w:type="spellEnd"/>
+      <w:r>
+        <w:t>)</w:t>
+      </w:r>
+    </w:p>
+    <w:p/>
+    <w:tbl>
+      <w:tblPr>
+        <w:tblStyle w:val="TableGrid"/>
+        <w:tblW w:w="0" w:type="auto"/>
+        <w:tblLook w:val="04A0" w:firstRow="1" w:lastRow="0" w:firstColumn="1" w:lastColumn="0" w:noHBand="0" w:noVBand="1"/>
+      </w:tblPr>
+      <w:tblGrid>
+        <w:gridCol w:w="4508"/>
+        <w:gridCol w:w="4508"/>
+      </w:tblGrid>
+      <w:tr>
+        <w:tc>
+          <w:tcPr>
+            <w:tcW w:w="4508" w:type="dxa"/>
+          </w:tcPr>
+          <w:p>
+            <w:r>
+              <w:t>IPv4</w:t>
+            </w:r>
+          </w:p>
+        </w:tc>
+        <w:tc>
+          <w:tcPr>
+            <w:tcW w:w="4508" w:type="dxa"/>
+          </w:tcPr>
+          <w:p>
+            <w:r>
+              <w:t>IPV6</w:t>
+            </w:r>
+          </w:p>
+        </w:tc>
+      </w:tr>
+      <w:tr>
+        <w:tc>
+          <w:tcPr>
+            <w:tcW w:w="4508" w:type="dxa"/>
+          </w:tcPr>
+          <w:p>
+            <w:r>
+              <w:t>Normal</w:t>
+            </w:r>
+          </w:p>
+        </w:tc>
+        <w:tc>
+          <w:tcPr>
+            <w:tcW w:w="4508" w:type="dxa"/>
+          </w:tcPr>
+          <w:p>
+            <w:r>
+              <w:t>Faster</w:t>
+            </w:r>
+          </w:p>
+        </w:tc>
+      </w:tr>
+      <w:tr>
+        <w:tc>
+          <w:tcPr>
+            <w:tcW w:w="4508" w:type="dxa"/>
+          </w:tcPr>
+          <w:p>
+            <w:r>
+              <w:t xml:space="preserve">Less security </w:t>
+            </w:r>
+          </w:p>
+        </w:tc>
+        <w:tc>
+          <w:tcPr>
+            <w:tcW w:w="4508" w:type="dxa"/>
+          </w:tcPr>
+          <w:p>
+            <w:r>
+              <w:t xml:space="preserve">High security </w:t>
+            </w:r>
+          </w:p>
+        </w:tc>
+      </w:tr>
+      <w:tr>
+        <w:tc>
+          <w:tcPr>
+            <w:tcW w:w="4508" w:type="dxa"/>
+          </w:tcPr>
+          <w:p>
+            <w:r>
+              <w:t>Need NAT</w:t>
+            </w:r>
+          </w:p>
+        </w:tc>
+        <w:tc>
+          <w:tcPr>
+            <w:tcW w:w="4508" w:type="dxa"/>
+          </w:tcPr>
+          <w:p>
+            <w:r>
+              <w:t>No need for NAT</w:t>
+            </w:r>
+          </w:p>
+        </w:tc>
+      </w:tr>
+      <w:tr>
+        <w:tc>
+          <w:tcPr>
+            <w:tcW w:w="4508" w:type="dxa"/>
+          </w:tcPr>
+          <w:p>
+            <w:r>
+              <w:t>Manual /DHCP</w:t>
+            </w:r>
+          </w:p>
+        </w:tc>
+        <w:tc>
+          <w:tcPr>
+            <w:tcW w:w="4508" w:type="dxa"/>
+          </w:tcPr>
+          <w:p>
+            <w:r>
+              <w:t xml:space="preserve">Auto configuration </w:t>
+            </w:r>
+          </w:p>
+        </w:tc>
+      </w:tr>
+    </w:tbl>
+    <w:p>
+      <w:r>
+        <w:t xml:space="preserve"> </w:t>
+      </w:r>
+    </w:p>
+    <w:p/>
+    <w:p>
+      <w:r>
+        <w:t>Ip ranges = (0-255)</w:t>
+      </w:r>
+    </w:p>
+    <w:p/>
+    <w:p/>
+    <w:p>
+      <w:r>
+        <w:t>192.168.1.0</w:t>
+      </w:r>
+    </w:p>
+    <w:tbl>
+      <w:tblPr>
+        <w:tblStyle w:val="TableGrid"/>
+        <w:tblW w:w="0" w:type="auto"/>
+        <w:tblLook w:val="04A0" w:firstRow="1" w:lastRow="0" w:firstColumn="1" w:lastColumn="0" w:noHBand="0" w:noVBand="1"/>
+      </w:tblPr>
+      <w:tblGrid>
+        <w:gridCol w:w="1127"/>
+        <w:gridCol w:w="1127"/>
+        <w:gridCol w:w="1127"/>
+        <w:gridCol w:w="1127"/>
+        <w:gridCol w:w="1127"/>
+        <w:gridCol w:w="1127"/>
+        <w:gridCol w:w="1127"/>
+        <w:gridCol w:w="1127"/>
+      </w:tblGrid>
+      <w:tr>
+        <w:tc>
+          <w:tcPr>
+            <w:tcW w:w="1127" w:type="dxa"/>
+          </w:tcPr>
+          <w:p>
+            <w:r>
+              <w:t>2^7</w:t>
+            </w:r>
+          </w:p>
+        </w:tc>
+        <w:tc>
+          <w:tcPr>
+            <w:tcW w:w="1127" w:type="dxa"/>
+          </w:tcPr>
+          <w:p>
+            <w:r>
+              <w:t>2^6</w:t>
+            </w:r>
+          </w:p>
+        </w:tc>
+        <w:tc>
+          <w:tcPr>
+            <w:tcW w:w="1127" w:type="dxa"/>
+          </w:tcPr>
+          <w:p>
+            <w:r>
+              <w:t>2^5</w:t>
+            </w:r>
+          </w:p>
+        </w:tc>
+        <w:tc>
+          <w:tcPr>
+            <w:tcW w:w="1127" w:type="dxa"/>
+          </w:tcPr>
+          <w:p>
+            <w:r>
+              <w:t>2^4</w:t>
+            </w:r>
+          </w:p>
+        </w:tc>
+        <w:tc>
+          <w:tcPr>
+            <w:tcW w:w="1127" w:type="dxa"/>
+          </w:tcPr>
+          <w:p>
+            <w:r>
+              <w:t>2^3</w:t>
+            </w:r>
+          </w:p>
+        </w:tc>
+        <w:tc>
+          <w:tcPr>
+            <w:tcW w:w="1127" w:type="dxa"/>
+          </w:tcPr>
+          <w:p>
+            <w:r>
+              <w:t>2^2</w:t>
+            </w:r>
+          </w:p>
+        </w:tc>
+        <w:tc>
+          <w:tcPr>
+            <w:tcW w:w="1127" w:type="dxa"/>
+          </w:tcPr>
+          <w:p>
+            <w:r>
+              <w:t>2^1</w:t>
+            </w:r>
+          </w:p>
+        </w:tc>
+        <w:tc>
+          <w:tcPr>
+            <w:tcW w:w="1127" w:type="dxa"/>
+          </w:tcPr>
+          <w:p>
+            <w:r>
+              <w:t>2^0</w:t>
+            </w:r>
+          </w:p>
+        </w:tc>
+      </w:tr>
+      <w:tr>
+        <w:tc>
+          <w:tcPr>
+            <w:tcW w:w="1127" w:type="dxa"/>
+          </w:tcPr>
+          <w:p>
+            <w:r>
+              <w:t>128</w:t>
+            </w:r>
+          </w:p>
+        </w:tc>
+        <w:tc>
+          <w:tcPr>
+            <w:tcW w:w="1127" w:type="dxa"/>
+          </w:tcPr>
+          <w:p>
+            <w:r>
+              <w:t>64</w:t>
+            </w:r>
+          </w:p>
+        </w:tc>
+        <w:tc>
+          <w:tcPr>
+            <w:tcW w:w="1127" w:type="dxa"/>
+          </w:tcPr>
+          <w:p>
+            <w:r>
+              <w:t>32</w:t>
+            </w:r>
+          </w:p>
+        </w:tc>
+        <w:tc>
+          <w:tcPr>
+            <w:tcW w:w="1127" w:type="dxa"/>
+          </w:tcPr>
+          <w:p>
+            <w:r>
+              <w:t>16</w:t>
+            </w:r>
+          </w:p>
+        </w:tc>
+        <w:tc>
+          <w:tcPr>
+            <w:tcW w:w="1127" w:type="dxa"/>
+          </w:tcPr>
+          <w:p>
+            <w:r>
+              <w:t>8</w:t>
+            </w:r>
+          </w:p>
+        </w:tc>
+        <w:tc>
+          <w:tcPr>
+            <w:tcW w:w="1127" w:type="dxa"/>
+          </w:tcPr>
+          <w:p>
+            <w:r>
+              <w:t>4</w:t>
+            </w:r>
+          </w:p>
+        </w:tc>
+        <w:tc>
+          <w:tcPr>
+            <w:tcW w:w="1127" w:type="dxa"/>
+          </w:tcPr>
+          <w:p>
+            <w:r>
+              <w:t>2</w:t>
+            </w:r>
+          </w:p>
+        </w:tc>
+        <w:tc>
+          <w:tcPr>
+            <w:tcW w:w="1127" w:type="dxa"/>
+          </w:tcPr>
+          <w:p>
+            <w:r>
+              <w:t>1</w:t>
+            </w:r>
+          </w:p>
+        </w:tc>
+      </w:tr>
+    </w:tbl>
+    <w:p/>
+    <w:p>
+      <w:r>
+        <w:t xml:space="preserve">1100 0000. 1010 </w:t>
+      </w:r>
+      <w:proofErr w:type="gramStart"/>
+      <w:r>
+        <w:t>1000 .</w:t>
+      </w:r>
+      <w:proofErr w:type="gramEnd"/>
+      <w:r>
+        <w:t xml:space="preserve"> 0000 0001. 0000 0000</w:t>
+      </w:r>
+    </w:p>
+    <w:p/>
+    <w:p>
+      <w:r>
+        <w:t>172.16.9.0</w:t>
+      </w:r>
+    </w:p>
+    <w:p>
+      <w:r>
+        <w:t>254.255.230.40</w:t>
+      </w:r>
+    </w:p>
+    <w:p>
+      <w:r>
+        <w:t>45.67.89.0</w:t>
+      </w:r>
+    </w:p>
+    <w:p>
+      <w:r>
+        <w:t>0.255.0.254</w:t>
+      </w:r>
+    </w:p>
+    <w:p>
+      <w:r>
+        <w:t>0.0.0.255</w:t>
+      </w:r>
+    </w:p>
+    <w:p>
+      <w:r>
+        <w:t>132.156.18.90</w:t>
+      </w:r>
+    </w:p>
     <w:sectPr>
       <w:pgSz w:w="11906" w:h="16838"/>
       <w:pgMar w:top="1440" w:right="1440" w:bottom="1440" w:left="1440" w:header="708" w:footer="708" w:gutter="0"/>
@@ -312,6 +1545,103 @@
     </w:sectPr>
   </w:body>
 </w:document>
+</file>
+
+<file path=word/numbering.xml><?xml version="1.0" encoding="utf-8"?>
+<w:numbering xmlns:wpc="http://schemas.microsoft.com/office/word/2010/wordprocessingCanvas" xmlns:cx="http://schemas.microsoft.com/office/drawing/2014/chartex" xmlns:cx1="http://schemas.microsoft.com/office/drawing/2015/9/8/chartex" xmlns:cx2="http://schemas.microsoft.com/office/drawing/2015/10/21/chartex" xmlns:cx3="http://schemas.microsoft.com/office/drawing/2016/5/9/chartex" xmlns:cx4="http://schemas.microsoft.com/office/drawing/2016/5/10/chartex" xmlns:cx5="http://schemas.microsoft.com/office/drawing/2016/5/11/chartex" xmlns:cx6="http://schemas.microsoft.com/office/drawing/2016/5/12/chartex" xmlns:cx7="http://schemas.microsoft.com/office/drawing/2016/5/13/chartex" xmlns:cx8="http://schemas.microsoft.com/office/drawing/2016/5/14/chartex" xmlns:mc="http://schemas.openxmlformats.org/markup-compatibility/2006" xmlns:aink="http://schemas.microsoft.com/office/drawing/2016/ink" xmlns:am3d="http://schemas.microsoft.com/office/drawing/2017/model3d" xmlns:o="urn:schemas-microsoft-com:office:office" xmlns:oel="http://schemas.microsoft.com/office/2019/extlst" xmlns:r="http://schemas.openxmlformats.org/officeDocument/2006/relationships" xmlns:m="http://schemas.openxmlformats.org/officeDocument/2006/math" xmlns:v="urn:schemas-microsoft-com:vml" xmlns:wp14="http://schemas.microsoft.com/office/word/2010/wordprocessingDrawing" xmlns:wp="http://schemas.openxmlformats.org/drawingml/2006/wordprocessingDrawing" xmlns:w10="urn:schemas-microsoft-com:office:word" xmlns:w="http://schemas.openxmlformats.org/wordprocessingml/2006/main" xmlns:w14="http://schemas.microsoft.com/office/word/2010/wordml" xmlns:w15="http://schemas.microsoft.com/office/word/2012/wordml" xmlns:w16cex="http://schemas.microsoft.com/office/word/2018/wordml/cex" xmlns:w16cid="http://schemas.microsoft.com/office/word/2016/wordml/cid" xmlns:w16="http://schemas.microsoft.com/office/word/2018/wordml" xmlns:w16du="http://schemas.microsoft.com/office/word/2023/wordml/word16du" xmlns:w16sdtdh="http://schemas.microsoft.com/office/word/2020/wordml/sdtdatahash" xmlns:w16sdtfl="http://schemas.microsoft.com/office/word/2024/wordml/sdtformatlock" xmlns:w16se="http://schemas.microsoft.com/office/word/2015/wordml/symex" xmlns:wpg="http://schemas.microsoft.com/office/word/2010/wordprocessingGroup" xmlns:wpi="http://schemas.microsoft.com/office/word/2010/wordprocessingInk" xmlns:wne="http://schemas.microsoft.com/office/word/2006/wordml" xmlns:wps="http://schemas.microsoft.com/office/word/2010/wordprocessingShape" mc:Ignorable="w14 w15 w16se w16cid w16 w16cex w16sdtdh w16sdtfl w16du wp14">
+  <w:abstractNum w:abstractNumId="0" w15:restartNumberingAfterBreak="0">
+    <w:nsid w:val="46DE7207"/>
+    <w:multiLevelType w:val="hybridMultilevel"/>
+    <w:tmpl w:val="625CFD1C"/>
+    <w:lvl w:ilvl="0" w:tplc="4009000F">
+      <w:start w:val="1"/>
+      <w:numFmt w:val="decimal"/>
+      <w:lvlText w:val="%1."/>
+      <w:lvlJc w:val="left"/>
+      <w:pPr>
+        <w:ind w:left="720" w:hanging="360"/>
+      </w:pPr>
+      <w:rPr>
+        <w:rFonts w:hint="default"/>
+      </w:rPr>
+    </w:lvl>
+    <w:lvl w:ilvl="1" w:tplc="40090019" w:tentative="1">
+      <w:start w:val="1"/>
+      <w:numFmt w:val="lowerLetter"/>
+      <w:lvlText w:val="%2."/>
+      <w:lvlJc w:val="left"/>
+      <w:pPr>
+        <w:ind w:left="1440" w:hanging="360"/>
+      </w:pPr>
+    </w:lvl>
+    <w:lvl w:ilvl="2" w:tplc="4009001B" w:tentative="1">
+      <w:start w:val="1"/>
+      <w:numFmt w:val="lowerRoman"/>
+      <w:lvlText w:val="%3."/>
+      <w:lvlJc w:val="right"/>
+      <w:pPr>
+        <w:ind w:left="2160" w:hanging="180"/>
+      </w:pPr>
+    </w:lvl>
+    <w:lvl w:ilvl="3" w:tplc="4009000F" w:tentative="1">
+      <w:start w:val="1"/>
+      <w:numFmt w:val="decimal"/>
+      <w:lvlText w:val="%4."/>
+      <w:lvlJc w:val="left"/>
+      <w:pPr>
+        <w:ind w:left="2880" w:hanging="360"/>
+      </w:pPr>
+    </w:lvl>
+    <w:lvl w:ilvl="4" w:tplc="40090019" w:tentative="1">
+      <w:start w:val="1"/>
+      <w:numFmt w:val="lowerLetter"/>
+      <w:lvlText w:val="%5."/>
+      <w:lvlJc w:val="left"/>
+      <w:pPr>
+        <w:ind w:left="3600" w:hanging="360"/>
+      </w:pPr>
+    </w:lvl>
+    <w:lvl w:ilvl="5" w:tplc="4009001B" w:tentative="1">
+      <w:start w:val="1"/>
+      <w:numFmt w:val="lowerRoman"/>
+      <w:lvlText w:val="%6."/>
+      <w:lvlJc w:val="right"/>
+      <w:pPr>
+        <w:ind w:left="4320" w:hanging="180"/>
+      </w:pPr>
+    </w:lvl>
+    <w:lvl w:ilvl="6" w:tplc="4009000F" w:tentative="1">
+      <w:start w:val="1"/>
+      <w:numFmt w:val="decimal"/>
+      <w:lvlText w:val="%7."/>
+      <w:lvlJc w:val="left"/>
+      <w:pPr>
+        <w:ind w:left="5040" w:hanging="360"/>
+      </w:pPr>
+    </w:lvl>
+    <w:lvl w:ilvl="7" w:tplc="40090019" w:tentative="1">
+      <w:start w:val="1"/>
+      <w:numFmt w:val="lowerLetter"/>
+      <w:lvlText w:val="%8."/>
+      <w:lvlJc w:val="left"/>
+      <w:pPr>
+        <w:ind w:left="5760" w:hanging="360"/>
+      </w:pPr>
+    </w:lvl>
+    <w:lvl w:ilvl="8" w:tplc="4009001B" w:tentative="1">
+      <w:start w:val="1"/>
+      <w:numFmt w:val="lowerRoman"/>
+      <w:lvlText w:val="%9."/>
+      <w:lvlJc w:val="right"/>
+      <w:pPr>
+        <w:ind w:left="6480" w:hanging="180"/>
+      </w:pPr>
+    </w:lvl>
+  </w:abstractNum>
+  <w:num w:numId="1" w16cid:durableId="736903857">
+    <w:abstractNumId w:val="0"/>
+  </w:num>
+</w:numbering>
 </file>
 
 <file path=word/styles.xml><?xml version="1.0" encoding="utf-8"?>
@@ -1231,6 +2561,25 @@
       <w:spacing w:val="5"/>
     </w:rPr>
   </w:style>
+  <w:style w:type="table" w:styleId="TableGrid">
+    <w:name w:val="Table Grid"/>
+    <w:basedOn w:val="TableNormal"/>
+    <w:uiPriority w:val="39"/>
+    <w:rsid w:val="004726FD"/>
+    <w:pPr>
+      <w:spacing w:after="0" w:line="240" w:lineRule="auto"/>
+    </w:pPr>
+    <w:tblPr>
+      <w:tblBorders>
+        <w:top w:val="single" w:sz="4" w:space="0" w:color="auto"/>
+        <w:left w:val="single" w:sz="4" w:space="0" w:color="auto"/>
+        <w:bottom w:val="single" w:sz="4" w:space="0" w:color="auto"/>
+        <w:right w:val="single" w:sz="4" w:space="0" w:color="auto"/>
+        <w:insideH w:val="single" w:sz="4" w:space="0" w:color="auto"/>
+        <w:insideV w:val="single" w:sz="4" w:space="0" w:color="auto"/>
+      </w:tblBorders>
+    </w:tblPr>
+  </w:style>
 </w:styles>
 </file>
 

--- a/naresh_n+/network_weekend_jaisam/Network.docx
+++ b/naresh_n+/network_weekend_jaisam/Network.docx
@@ -1537,6 +1537,737 @@
         <w:t>132.156.18.90</w:t>
       </w:r>
     </w:p>
+    <w:p/>
+    <w:p/>
+    <w:p>
+      <w:r>
+        <w:lastRenderedPageBreak/>
+        <w:t xml:space="preserve">Ipv4 =&gt; 4 octet   =&gt; </w:t>
+      </w:r>
+      <w:proofErr w:type="gramStart"/>
+      <w:r>
+        <w:t>192.168.1.0  =</w:t>
+      </w:r>
+      <w:proofErr w:type="gramEnd"/>
+      <w:r>
+        <w:t>&gt; 32 bits</w:t>
+      </w:r>
+    </w:p>
+    <w:p>
+      <w:r>
+        <w:t>1 octet = 8 bits</w:t>
+      </w:r>
+    </w:p>
+    <w:p/>
+    <w:p>
+      <w:r>
+        <w:t>Ipv4 class</w:t>
+      </w:r>
+    </w:p>
+    <w:p>
+      <w:r>
+        <w:tab/>
+        <w:t xml:space="preserve">Class A =&gt; 0-127 </w:t>
+      </w:r>
+      <w:r>
+        <w:t xml:space="preserve">   =&gt; 1-126</w:t>
+      </w:r>
+    </w:p>
+    <w:p>
+      <w:r>
+        <w:tab/>
+        <w:t>Class B =&gt; 128-191</w:t>
+      </w:r>
+    </w:p>
+    <w:p>
+      <w:r>
+        <w:tab/>
+        <w:t xml:space="preserve">Class C =&gt; 192-223    =&gt; most common </w:t>
+      </w:r>
+    </w:p>
+    <w:p>
+      <w:r>
+        <w:tab/>
+        <w:t xml:space="preserve">Class D =&gt; 224 – </w:t>
+      </w:r>
+      <w:proofErr w:type="gramStart"/>
+      <w:r>
+        <w:t>239  =</w:t>
+      </w:r>
+      <w:proofErr w:type="gramEnd"/>
+      <w:r>
+        <w:t xml:space="preserve">&gt; </w:t>
+      </w:r>
+      <w:proofErr w:type="spellStart"/>
+      <w:proofErr w:type="gramStart"/>
+      <w:r>
+        <w:t>Mulicast</w:t>
+      </w:r>
+      <w:proofErr w:type="spellEnd"/>
+      <w:r>
+        <w:t>(</w:t>
+      </w:r>
+      <w:proofErr w:type="gramEnd"/>
+      <w:r>
+        <w:t>many to many)</w:t>
+      </w:r>
+    </w:p>
+    <w:p>
+      <w:r>
+        <w:tab/>
+        <w:t xml:space="preserve">Class E =&gt; 240 – 255   =&gt; Research &amp; Development </w:t>
+      </w:r>
+    </w:p>
+    <w:p/>
+    <w:p/>
+    <w:p>
+      <w:r>
+        <w:t>Hexadecimal -&gt; ipv</w:t>
+      </w:r>
+      <w:proofErr w:type="gramStart"/>
+      <w:r>
+        <w:t>6  =</w:t>
+      </w:r>
+      <w:proofErr w:type="gramEnd"/>
+      <w:r>
+        <w:t xml:space="preserve">&gt; 128 bits </w:t>
+      </w:r>
+    </w:p>
+    <w:p/>
+    <w:p>
+      <w:r>
+        <w:t xml:space="preserve">1 to 16  </w:t>
+      </w:r>
+    </w:p>
+    <w:p>
+      <w:r>
+        <w:t>10- A</w:t>
+      </w:r>
+    </w:p>
+    <w:p>
+      <w:r>
+        <w:t>11 – B</w:t>
+      </w:r>
+    </w:p>
+    <w:p>
+      <w:r>
+        <w:t>12 – C</w:t>
+      </w:r>
+    </w:p>
+    <w:p>
+      <w:r>
+        <w:t>13 -D</w:t>
+      </w:r>
+    </w:p>
+    <w:p>
+      <w:r>
+        <w:t>14-E</w:t>
+      </w:r>
+    </w:p>
+    <w:p>
+      <w:r>
+        <w:t>15-F</w:t>
+      </w:r>
+    </w:p>
+    <w:p/>
+    <w:p>
+      <w:r>
+        <w:t>3F:5B:BB</w:t>
+      </w:r>
+      <w:proofErr w:type="gramStart"/>
+      <w:r>
+        <w:t>3  -</w:t>
+      </w:r>
+      <w:proofErr w:type="gramEnd"/>
+      <w:r>
+        <w:t xml:space="preserve">&gt; </w:t>
+      </w:r>
+      <w:proofErr w:type="gramStart"/>
+      <w:r>
+        <w:t>315 :</w:t>
+      </w:r>
+      <w:proofErr w:type="gramEnd"/>
+      <w:r>
+        <w:t xml:space="preserve"> 511 :11113</w:t>
+      </w:r>
+    </w:p>
+    <w:p/>
+    <w:p>
+      <w:r>
+        <w:t xml:space="preserve">Mac address =&gt; physical address =&gt; 48 bits   </w:t>
+      </w:r>
+    </w:p>
+    <w:p>
+      <w:r>
+        <w:t>NIC =&gt; Network interface card</w:t>
+      </w:r>
+    </w:p>
+    <w:p>
+      <w:r>
+        <w:t xml:space="preserve">It has 12 </w:t>
+      </w:r>
+      <w:proofErr w:type="spellStart"/>
+      <w:r>
+        <w:t>hexa</w:t>
+      </w:r>
+      <w:proofErr w:type="spellEnd"/>
+      <w:r>
+        <w:t xml:space="preserve"> </w:t>
+      </w:r>
+      <w:proofErr w:type="gramStart"/>
+      <w:r>
+        <w:t>digit</w:t>
+      </w:r>
+      <w:proofErr w:type="gramEnd"/>
+    </w:p>
+    <w:p/>
+    <w:p>
+      <w:r>
+        <w:t xml:space="preserve">6 </w:t>
+      </w:r>
+      <w:proofErr w:type="gramStart"/>
+      <w:r>
+        <w:t>digit</w:t>
+      </w:r>
+      <w:proofErr w:type="gramEnd"/>
+      <w:r>
+        <w:t xml:space="preserve"> =&gt; OUI (</w:t>
+      </w:r>
+      <w:proofErr w:type="spellStart"/>
+      <w:r>
+        <w:t>Organizally</w:t>
+      </w:r>
+      <w:proofErr w:type="spellEnd"/>
+      <w:r>
+        <w:t xml:space="preserve"> unique identifier)</w:t>
+      </w:r>
+    </w:p>
+    <w:p>
+      <w:r>
+        <w:t xml:space="preserve">6 </w:t>
+      </w:r>
+      <w:proofErr w:type="gramStart"/>
+      <w:r>
+        <w:t>digit</w:t>
+      </w:r>
+      <w:proofErr w:type="gramEnd"/>
+      <w:r>
+        <w:t xml:space="preserve"> =&gt; device unique</w:t>
+      </w:r>
+    </w:p>
+    <w:p>
+      <w:r>
+        <w:lastRenderedPageBreak/>
+        <w:drawing>
+          <wp:inline distT="0" distB="0" distL="0" distR="0" wp14:anchorId="6F12BFF3" wp14:editId="59BFE88B">
+            <wp:extent cx="5731510" cy="2626995"/>
+            <wp:effectExtent l="0" t="0" r="2540" b="1905"/>
+            <wp:docPr id="1999700225" name="Picture 1"/>
+            <wp:cNvGraphicFramePr>
+              <a:graphicFrameLocks xmlns:a="http://schemas.openxmlformats.org/drawingml/2006/main" noChangeAspect="1"/>
+            </wp:cNvGraphicFramePr>
+            <a:graphic xmlns:a="http://schemas.openxmlformats.org/drawingml/2006/main">
+              <a:graphicData uri="http://schemas.openxmlformats.org/drawingml/2006/picture">
+                <pic:pic xmlns:pic="http://schemas.openxmlformats.org/drawingml/2006/picture">
+                  <pic:nvPicPr>
+                    <pic:cNvPr id="1999700225" name=""/>
+                    <pic:cNvPicPr/>
+                  </pic:nvPicPr>
+                  <pic:blipFill>
+                    <a:blip r:embed="rId5"/>
+                    <a:stretch>
+                      <a:fillRect/>
+                    </a:stretch>
+                  </pic:blipFill>
+                  <pic:spPr>
+                    <a:xfrm>
+                      <a:off x="0" y="0"/>
+                      <a:ext cx="5731510" cy="2626995"/>
+                    </a:xfrm>
+                    <a:prstGeom prst="rect">
+                      <a:avLst/>
+                    </a:prstGeom>
+                  </pic:spPr>
+                </pic:pic>
+              </a:graphicData>
+            </a:graphic>
+          </wp:inline>
+        </w:drawing>
+      </w:r>
+    </w:p>
+    <w:p/>
+    <w:p>
+      <w:proofErr w:type="gramStart"/>
+      <w:r>
+        <w:t>Subnetting  =</w:t>
+      </w:r>
+      <w:proofErr w:type="gramEnd"/>
+      <w:r>
+        <w:t xml:space="preserve">&gt; process of </w:t>
+      </w:r>
+      <w:r>
+        <w:t xml:space="preserve">splitting into multiple smaller network </w:t>
+      </w:r>
+    </w:p>
+    <w:p/>
+    <w:tbl>
+      <w:tblPr>
+        <w:tblStyle w:val="TableGrid"/>
+        <w:tblW w:w="0" w:type="auto"/>
+        <w:tblLook w:val="04A0" w:firstRow="1" w:lastRow="0" w:firstColumn="1" w:lastColumn="0" w:noHBand="0" w:noVBand="1"/>
+      </w:tblPr>
+      <w:tblGrid>
+        <w:gridCol w:w="2254"/>
+        <w:gridCol w:w="2254"/>
+        <w:gridCol w:w="2254"/>
+        <w:gridCol w:w="2254"/>
+      </w:tblGrid>
+      <w:tr>
+        <w:tc>
+          <w:tcPr>
+            <w:tcW w:w="2254" w:type="dxa"/>
+          </w:tcPr>
+          <w:p>
+            <w:r>
+              <w:t>IP class</w:t>
+            </w:r>
+          </w:p>
+        </w:tc>
+        <w:tc>
+          <w:tcPr>
+            <w:tcW w:w="2254" w:type="dxa"/>
+          </w:tcPr>
+          <w:p>
+            <w:r>
+              <w:t>Subnet mask</w:t>
+            </w:r>
+          </w:p>
+        </w:tc>
+        <w:tc>
+          <w:tcPr>
+            <w:tcW w:w="2254" w:type="dxa"/>
+          </w:tcPr>
+          <w:p>
+            <w:r>
+              <w:t>Network formula</w:t>
+            </w:r>
+          </w:p>
+        </w:tc>
+        <w:tc>
+          <w:tcPr>
+            <w:tcW w:w="2254" w:type="dxa"/>
+          </w:tcPr>
+          <w:p>
+            <w:r>
+              <w:t>Host formula</w:t>
+            </w:r>
+          </w:p>
+        </w:tc>
+      </w:tr>
+      <w:tr>
+        <w:tc>
+          <w:tcPr>
+            <w:tcW w:w="2254" w:type="dxa"/>
+          </w:tcPr>
+          <w:p>
+            <w:r>
+              <w:t>Class A</w:t>
+            </w:r>
+          </w:p>
+        </w:tc>
+        <w:tc>
+          <w:tcPr>
+            <w:tcW w:w="2254" w:type="dxa"/>
+          </w:tcPr>
+          <w:p>
+            <w:r>
+              <w:t>N.H.H.H</w:t>
+            </w:r>
+          </w:p>
+        </w:tc>
+        <w:tc>
+          <w:tcPr>
+            <w:tcW w:w="2254" w:type="dxa"/>
+          </w:tcPr>
+          <w:p>
+            <w:r>
+              <w:t>N = (2^n) -2</w:t>
+            </w:r>
+          </w:p>
+        </w:tc>
+        <w:tc>
+          <w:tcPr>
+            <w:tcW w:w="2254" w:type="dxa"/>
+          </w:tcPr>
+          <w:p>
+            <w:r>
+              <w:t>H = (2^H)-2</w:t>
+            </w:r>
+          </w:p>
+        </w:tc>
+      </w:tr>
+      <w:tr>
+        <w:tc>
+          <w:tcPr>
+            <w:tcW w:w="2254" w:type="dxa"/>
+          </w:tcPr>
+          <w:p>
+            <w:r>
+              <w:t>Class B</w:t>
+            </w:r>
+          </w:p>
+        </w:tc>
+        <w:tc>
+          <w:tcPr>
+            <w:tcW w:w="2254" w:type="dxa"/>
+          </w:tcPr>
+          <w:p>
+            <w:r>
+              <w:t>N.N.H.H</w:t>
+            </w:r>
+          </w:p>
+        </w:tc>
+        <w:tc>
+          <w:tcPr>
+            <w:tcW w:w="2254" w:type="dxa"/>
+          </w:tcPr>
+          <w:p>
+            <w:r>
+              <w:t xml:space="preserve">N = (2^n) </w:t>
+            </w:r>
+          </w:p>
+        </w:tc>
+        <w:tc>
+          <w:tcPr>
+            <w:tcW w:w="2254" w:type="dxa"/>
+          </w:tcPr>
+          <w:p>
+            <w:r>
+              <w:t>H = (2^H)-2</w:t>
+            </w:r>
+          </w:p>
+        </w:tc>
+      </w:tr>
+      <w:tr>
+        <w:tc>
+          <w:tcPr>
+            <w:tcW w:w="2254" w:type="dxa"/>
+          </w:tcPr>
+          <w:p>
+            <w:r>
+              <w:t>Class C</w:t>
+            </w:r>
+          </w:p>
+        </w:tc>
+        <w:tc>
+          <w:tcPr>
+            <w:tcW w:w="2254" w:type="dxa"/>
+          </w:tcPr>
+          <w:p>
+            <w:r>
+              <w:t>N.N.N.H</w:t>
+            </w:r>
+          </w:p>
+        </w:tc>
+        <w:tc>
+          <w:tcPr>
+            <w:tcW w:w="2254" w:type="dxa"/>
+          </w:tcPr>
+          <w:p>
+            <w:r>
+              <w:t xml:space="preserve">N = (2^n) </w:t>
+            </w:r>
+          </w:p>
+        </w:tc>
+        <w:tc>
+          <w:tcPr>
+            <w:tcW w:w="2254" w:type="dxa"/>
+          </w:tcPr>
+          <w:p>
+            <w:r>
+              <w:t>H = (2^H)-2</w:t>
+            </w:r>
+          </w:p>
+        </w:tc>
+      </w:tr>
+    </w:tbl>
+    <w:p/>
+    <w:p>
+      <w:proofErr w:type="gramStart"/>
+      <w:r>
+        <w:t>N  =</w:t>
+      </w:r>
+      <w:proofErr w:type="gramEnd"/>
+      <w:r>
+        <w:t>&gt; 8 bit =&gt; 256</w:t>
+      </w:r>
+    </w:p>
+    <w:p>
+      <w:r>
+        <w:t xml:space="preserve">H =&gt; 24 bit =&gt; </w:t>
+      </w:r>
+      <w:r>
+        <w:t>16777216</w:t>
+      </w:r>
+    </w:p>
+    <w:p/>
+    <w:p>
+      <w:r>
+        <w:t>N =&gt; 16 bit =&gt; 65536</w:t>
+      </w:r>
+    </w:p>
+    <w:p>
+      <w:r>
+        <w:t>H =&gt; 16 bit =&gt; 65536</w:t>
+      </w:r>
+    </w:p>
+    <w:p/>
+    <w:p>
+      <w:r>
+        <w:t>N =&gt; 24 bit =&gt; 16777216</w:t>
+      </w:r>
+    </w:p>
+    <w:p>
+      <w:r>
+        <w:t>H =&gt; 8 bit =&gt; 256</w:t>
+      </w:r>
+    </w:p>
+    <w:p/>
+    <w:p/>
+    <w:p>
+      <w:r>
+        <w:t xml:space="preserve">Subnetting </w:t>
+      </w:r>
+    </w:p>
+    <w:p>
+      <w:r>
+        <w:tab/>
+        <w:t>Classful subnetting =&gt; FLSM</w:t>
+      </w:r>
+    </w:p>
+    <w:p>
+      <w:r>
+        <w:tab/>
+        <w:t xml:space="preserve">Classless Subnetting =&gt; </w:t>
+      </w:r>
+      <w:proofErr w:type="gramStart"/>
+      <w:r>
+        <w:t>VLSM  (</w:t>
+      </w:r>
+      <w:proofErr w:type="gramEnd"/>
+      <w:r>
+        <w:t>CIDR)</w:t>
+      </w:r>
+    </w:p>
+    <w:p/>
+    <w:p/>
+    <w:p>
+      <w:r>
+        <w:lastRenderedPageBreak/>
+        <w:t>192.168.1.0   =</w:t>
+      </w:r>
+      <w:proofErr w:type="gramStart"/>
+      <w:r>
+        <w:t>&gt;  class</w:t>
+      </w:r>
+      <w:proofErr w:type="gramEnd"/>
+      <w:r>
+        <w:t xml:space="preserve"> C</w:t>
+      </w:r>
+    </w:p>
+    <w:p>
+      <w:r>
+        <w:t>N.N.N.H</w:t>
+      </w:r>
+    </w:p>
+    <w:p>
+      <w:r>
+        <w:t>Network has fully 1 =&gt; 1111 1111 =&gt; 256</w:t>
+      </w:r>
+    </w:p>
+    <w:p>
+      <w:r>
+        <w:t xml:space="preserve">Subnet </w:t>
+      </w:r>
+      <w:proofErr w:type="gramStart"/>
+      <w:r>
+        <w:t>mask :</w:t>
+      </w:r>
+      <w:proofErr w:type="gramEnd"/>
+      <w:r>
+        <w:t xml:space="preserve"> 255.255.255.0</w:t>
+      </w:r>
+    </w:p>
+    <w:p/>
+    <w:p>
+      <w:r>
+        <w:t xml:space="preserve">Inverse mask = Network range – subnet mask </w:t>
+      </w:r>
+    </w:p>
+    <w:p>
+      <w:r>
+        <w:tab/>
+      </w:r>
+      <w:r>
+        <w:tab/>
+      </w:r>
+      <w:proofErr w:type="gramStart"/>
+      <w:r>
+        <w:t>255.255.255.255  -</w:t>
+      </w:r>
+      <w:proofErr w:type="gramEnd"/>
+      <w:r>
+        <w:t xml:space="preserve"> 255.255.255.0</w:t>
+      </w:r>
+    </w:p>
+    <w:p>
+      <w:r>
+        <w:t>Inverse mask =&gt; 0.0.0.255</w:t>
+      </w:r>
+    </w:p>
+    <w:p/>
+    <w:p>
+      <w:r>
+        <w:t>Range = inverse mask + network id</w:t>
+      </w:r>
+    </w:p>
+    <w:p>
+      <w:r>
+        <w:tab/>
+      </w:r>
+      <w:proofErr w:type="gramStart"/>
+      <w:r>
+        <w:t>0.0.0.255  +</w:t>
+      </w:r>
+      <w:proofErr w:type="gramEnd"/>
+      <w:r>
+        <w:t xml:space="preserve"> 192.168.1.0</w:t>
+      </w:r>
+    </w:p>
+    <w:p>
+      <w:r>
+        <w:t>Range =&gt; 192.168.1.255</w:t>
+      </w:r>
+      <w:proofErr w:type="gramStart"/>
+      <w:r>
+        <w:t xml:space="preserve">   (</w:t>
+      </w:r>
+      <w:proofErr w:type="gramEnd"/>
+      <w:r>
+        <w:t>Broadcast)</w:t>
+      </w:r>
+    </w:p>
+    <w:p/>
+    <w:p>
+      <w:pPr>
+        <w:rPr>
+          <w:b/>
+          <w:bCs/>
+        </w:rPr>
+      </w:pPr>
+      <w:r>
+        <w:rPr>
+          <w:b/>
+          <w:bCs/>
+        </w:rPr>
+        <w:t xml:space="preserve">Network id =&gt; 192.168.1.0  </w:t>
+      </w:r>
+    </w:p>
+    <w:p>
+      <w:pPr>
+        <w:rPr>
+          <w:b/>
+          <w:bCs/>
+        </w:rPr>
+      </w:pPr>
+      <w:r>
+        <w:rPr>
+          <w:b/>
+          <w:bCs/>
+        </w:rPr>
+        <w:t>Broadcast =&gt; 192.168.1.255</w:t>
+      </w:r>
+    </w:p>
+    <w:p>
+      <w:pPr>
+        <w:rPr>
+          <w:b/>
+          <w:bCs/>
+        </w:rPr>
+      </w:pPr>
+      <w:r>
+        <w:rPr>
+          <w:b/>
+          <w:bCs/>
+        </w:rPr>
+        <w:t xml:space="preserve">Usable host </w:t>
+      </w:r>
+      <w:proofErr w:type="spellStart"/>
+      <w:r>
+        <w:rPr>
+          <w:b/>
+          <w:bCs/>
+        </w:rPr>
+        <w:t>ip</w:t>
+      </w:r>
+      <w:proofErr w:type="spellEnd"/>
+      <w:r>
+        <w:rPr>
+          <w:b/>
+          <w:bCs/>
+        </w:rPr>
+        <w:t xml:space="preserve"> =&gt; </w:t>
+      </w:r>
+      <w:proofErr w:type="gramStart"/>
+      <w:r>
+        <w:rPr>
+          <w:b/>
+          <w:bCs/>
+        </w:rPr>
+        <w:t>192.168.1.1  to</w:t>
+      </w:r>
+      <w:proofErr w:type="gramEnd"/>
+      <w:r>
+        <w:rPr>
+          <w:b/>
+          <w:bCs/>
+        </w:rPr>
+        <w:t xml:space="preserve"> 192.168.1.254</w:t>
+      </w:r>
+    </w:p>
+    <w:p>
+      <w:r>
+        <w:t>H = (2^H) -2</w:t>
+      </w:r>
+    </w:p>
+    <w:p>
+      <w:r>
+        <w:t>= (2^8)-</w:t>
+      </w:r>
+      <w:proofErr w:type="gramStart"/>
+      <w:r>
+        <w:t>2  =</w:t>
+      </w:r>
+      <w:proofErr w:type="gramEnd"/>
+      <w:r>
+        <w:t>&gt; 256 -2 =&gt; 254</w:t>
+      </w:r>
+    </w:p>
+    <w:p/>
+    <w:p>
+      <w:r>
+        <w:t xml:space="preserve">172.16.0.0   =&gt; Class </w:t>
+      </w:r>
+      <w:proofErr w:type="gramStart"/>
+      <w:r>
+        <w:t>B  =</w:t>
+      </w:r>
+      <w:proofErr w:type="gramEnd"/>
+      <w:r>
+        <w:t>&gt; N.N.H.H</w:t>
+      </w:r>
+    </w:p>
+    <w:p/>
     <w:sectPr>
       <w:pgSz w:w="11906" w:h="16838"/>
       <w:pgMar w:top="1440" w:right="1440" w:bottom="1440" w:left="1440" w:header="708" w:footer="708" w:gutter="0"/>
@@ -2247,7 +2978,6 @@
   <w:style w:type="character" w:default="1" w:styleId="DefaultParagraphFont">
     <w:name w:val="Default Paragraph Font"/>
     <w:uiPriority w:val="1"/>
-    <w:semiHidden/>
     <w:unhideWhenUsed/>
   </w:style>
   <w:style w:type="table" w:default="1" w:styleId="TableNormal">

--- a/naresh_n+/network_weekend_jaisam/Network.docx
+++ b/naresh_n+/network_weekend_jaisam/Network.docx
@@ -1495,7 +1495,13 @@
     <w:p/>
     <w:p>
       <w:r>
-        <w:t xml:space="preserve">1100 0000. 1010 </w:t>
+        <w:t>1</w:t>
+      </w:r>
+      <w:r>
+        <w:t>1</w:t>
+      </w:r>
+      <w:r>
+        <w:t xml:space="preserve">00 0000. 1010 </w:t>
       </w:r>
       <w:proofErr w:type="gramStart"/>
       <w:r>
@@ -1757,6 +1763,9 @@
     </w:p>
     <w:p>
       <w:r>
+        <w:rPr>
+          <w:noProof/>
+        </w:rPr>
         <w:lastRenderedPageBreak/>
         <w:drawing>
           <wp:inline distT="0" distB="0" distL="0" distR="0" wp14:anchorId="6F12BFF3" wp14:editId="59BFE88B">
@@ -2044,6 +2053,9 @@
         <w:tab/>
         <w:t>Classful subnetting =&gt; FLSM</w:t>
       </w:r>
+      <w:r>
+        <w:t xml:space="preserve"> (Full length subnet mask)</w:t>
+      </w:r>
     </w:p>
     <w:p>
       <w:r>
@@ -2052,18 +2064,34 @@
       </w:r>
       <w:proofErr w:type="gramStart"/>
       <w:r>
-        <w:t>VLSM  (</w:t>
+        <w:t xml:space="preserve">VLSM </w:t>
+      </w:r>
+      <w:r>
+        <w:t xml:space="preserve"> (</w:t>
+      </w:r>
+      <w:proofErr w:type="gramEnd"/>
+      <w:r>
+        <w:t xml:space="preserve">Variable length subnet </w:t>
+      </w:r>
+      <w:proofErr w:type="gramStart"/>
+      <w:r>
+        <w:t xml:space="preserve">mask) </w:t>
+      </w:r>
+      <w:r>
+        <w:t xml:space="preserve"> (</w:t>
       </w:r>
       <w:proofErr w:type="gramEnd"/>
       <w:r>
         <w:t>CIDR)</w:t>
       </w:r>
-    </w:p>
-    <w:p/>
-    <w:p/>
-    <w:p>
-      <w:r>
-        <w:lastRenderedPageBreak/>
+      <w:r>
+        <w:t xml:space="preserve"> (Classless inter-domain routing)  </w:t>
+      </w:r>
+    </w:p>
+    <w:p/>
+    <w:p/>
+    <w:p>
+      <w:r>
         <w:t>192.168.1.0   =</w:t>
       </w:r>
       <w:proofErr w:type="gramStart"/>
@@ -2256,7 +2284,14 @@
     <w:p/>
     <w:p>
       <w:r>
-        <w:t xml:space="preserve">172.16.0.0   =&gt; Class </w:t>
+        <w:rPr>
+          <w:b/>
+          <w:bCs/>
+        </w:rPr>
+        <w:t>172.16.0.0</w:t>
+      </w:r>
+      <w:r>
+        <w:t xml:space="preserve">   =&gt; Class </w:t>
       </w:r>
       <w:proofErr w:type="gramStart"/>
       <w:r>
@@ -2267,6 +2302,1034 @@
         <w:t>&gt; N.N.H.H</w:t>
       </w:r>
     </w:p>
+    <w:p>
+      <w:r>
+        <w:t>Subnet mask = 255.255.0.0</w:t>
+      </w:r>
+    </w:p>
+    <w:p/>
+    <w:p>
+      <w:r>
+        <w:t>Inverse mask = network range – subnet mask</w:t>
+      </w:r>
+    </w:p>
+    <w:p>
+      <w:r>
+        <w:tab/>
+      </w:r>
+      <w:r>
+        <w:tab/>
+        <w:t xml:space="preserve">= </w:t>
+      </w:r>
+      <w:proofErr w:type="gramStart"/>
+      <w:r>
+        <w:t>255.255.255.255  -</w:t>
+      </w:r>
+      <w:proofErr w:type="gramEnd"/>
+      <w:r>
+        <w:t xml:space="preserve"> 255.255.0.0</w:t>
+      </w:r>
+    </w:p>
+    <w:p>
+      <w:r>
+        <w:tab/>
+      </w:r>
+      <w:r>
+        <w:tab/>
+        <w:t>= 0.0.255.255</w:t>
+      </w:r>
+    </w:p>
+    <w:p/>
+    <w:p>
+      <w:r>
+        <w:t xml:space="preserve">Ranges = </w:t>
+      </w:r>
+      <w:proofErr w:type="gramStart"/>
+      <w:r>
+        <w:t>IM  +</w:t>
+      </w:r>
+      <w:proofErr w:type="gramEnd"/>
+      <w:r>
+        <w:t xml:space="preserve"> NI</w:t>
+      </w:r>
+    </w:p>
+    <w:p>
+      <w:r>
+        <w:tab/>
+      </w:r>
+      <w:proofErr w:type="gramStart"/>
+      <w:r>
+        <w:t>0.0.255.255  +</w:t>
+      </w:r>
+      <w:proofErr w:type="gramEnd"/>
+      <w:r>
+        <w:t xml:space="preserve"> </w:t>
+      </w:r>
+      <w:r>
+        <w:t>172.16.0.0</w:t>
+      </w:r>
+    </w:p>
+    <w:p>
+      <w:r>
+        <w:tab/>
+        <w:t xml:space="preserve">Range = </w:t>
+      </w:r>
+      <w:proofErr w:type="gramStart"/>
+      <w:r>
+        <w:t>172.16.255.255  (</w:t>
+      </w:r>
+      <w:proofErr w:type="gramEnd"/>
+      <w:r>
+        <w:t>Broadcast)</w:t>
+      </w:r>
+    </w:p>
+    <w:p/>
+    <w:p>
+      <w:r>
+        <w:lastRenderedPageBreak/>
+        <w:t>Network id =&gt; 172.16.0.0</w:t>
+      </w:r>
+    </w:p>
+    <w:p>
+      <w:r>
+        <w:t xml:space="preserve">Broadcast =&gt; </w:t>
+      </w:r>
+      <w:proofErr w:type="gramStart"/>
+      <w:r>
+        <w:t>172.16..</w:t>
+      </w:r>
+      <w:proofErr w:type="gramEnd"/>
+      <w:r>
+        <w:t xml:space="preserve">255.255 </w:t>
+      </w:r>
+    </w:p>
+    <w:p>
+      <w:r>
+        <w:t xml:space="preserve">Usable host </w:t>
+      </w:r>
+      <w:proofErr w:type="spellStart"/>
+      <w:r>
+        <w:t>ip</w:t>
+      </w:r>
+      <w:proofErr w:type="spellEnd"/>
+      <w:r>
+        <w:t xml:space="preserve"> =&gt; </w:t>
+      </w:r>
+      <w:proofErr w:type="gramStart"/>
+      <w:r>
+        <w:t>172.16.0.1  to</w:t>
+      </w:r>
+      <w:proofErr w:type="gramEnd"/>
+      <w:r>
+        <w:t xml:space="preserve"> 172.16.255.254</w:t>
+      </w:r>
+    </w:p>
+    <w:p/>
+    <w:p>
+      <w:r>
+        <w:t xml:space="preserve">H = (2^H) -2 </w:t>
+      </w:r>
+    </w:p>
+    <w:p>
+      <w:r>
+        <w:t xml:space="preserve">H = (2^ </w:t>
+      </w:r>
+      <w:proofErr w:type="gramStart"/>
+      <w:r>
+        <w:t>16 )</w:t>
+      </w:r>
+      <w:proofErr w:type="gramEnd"/>
+      <w:r>
+        <w:t>-2</w:t>
+      </w:r>
+    </w:p>
+    <w:p>
+      <w:r>
+        <w:t xml:space="preserve"> = 65536 -</w:t>
+      </w:r>
+      <w:proofErr w:type="gramStart"/>
+      <w:r>
+        <w:t>2  =</w:t>
+      </w:r>
+      <w:proofErr w:type="gramEnd"/>
+      <w:r>
+        <w:t>&gt; 65534</w:t>
+      </w:r>
+    </w:p>
+    <w:p/>
+    <w:p/>
+    <w:p/>
+    <w:tbl>
+      <w:tblPr>
+        <w:tblStyle w:val="TableGrid"/>
+        <w:tblW w:w="0" w:type="auto"/>
+        <w:tblLook w:val="04A0" w:firstRow="1" w:lastRow="0" w:firstColumn="1" w:lastColumn="0" w:noHBand="0" w:noVBand="1"/>
+      </w:tblPr>
+      <w:tblGrid>
+        <w:gridCol w:w="1127"/>
+        <w:gridCol w:w="1127"/>
+        <w:gridCol w:w="1127"/>
+        <w:gridCol w:w="1127"/>
+        <w:gridCol w:w="1127"/>
+        <w:gridCol w:w="1127"/>
+        <w:gridCol w:w="1127"/>
+        <w:gridCol w:w="1127"/>
+      </w:tblGrid>
+      <w:tr>
+        <w:tc>
+          <w:tcPr>
+            <w:tcW w:w="1127" w:type="dxa"/>
+          </w:tcPr>
+          <w:p>
+            <w:r>
+              <w:t>2^7</w:t>
+            </w:r>
+          </w:p>
+        </w:tc>
+        <w:tc>
+          <w:tcPr>
+            <w:tcW w:w="1127" w:type="dxa"/>
+          </w:tcPr>
+          <w:p>
+            <w:r>
+              <w:t>2^6</w:t>
+            </w:r>
+          </w:p>
+        </w:tc>
+        <w:tc>
+          <w:tcPr>
+            <w:tcW w:w="1127" w:type="dxa"/>
+          </w:tcPr>
+          <w:p>
+            <w:r>
+              <w:t>2^5</w:t>
+            </w:r>
+          </w:p>
+        </w:tc>
+        <w:tc>
+          <w:tcPr>
+            <w:tcW w:w="1127" w:type="dxa"/>
+          </w:tcPr>
+          <w:p>
+            <w:r>
+              <w:t>2^4</w:t>
+            </w:r>
+          </w:p>
+        </w:tc>
+        <w:tc>
+          <w:tcPr>
+            <w:tcW w:w="1127" w:type="dxa"/>
+          </w:tcPr>
+          <w:p>
+            <w:r>
+              <w:t>2^3</w:t>
+            </w:r>
+          </w:p>
+        </w:tc>
+        <w:tc>
+          <w:tcPr>
+            <w:tcW w:w="1127" w:type="dxa"/>
+          </w:tcPr>
+          <w:p>
+            <w:r>
+              <w:t>2^2</w:t>
+            </w:r>
+          </w:p>
+        </w:tc>
+        <w:tc>
+          <w:tcPr>
+            <w:tcW w:w="1127" w:type="dxa"/>
+          </w:tcPr>
+          <w:p>
+            <w:r>
+              <w:t>2^1</w:t>
+            </w:r>
+          </w:p>
+        </w:tc>
+        <w:tc>
+          <w:tcPr>
+            <w:tcW w:w="1127" w:type="dxa"/>
+          </w:tcPr>
+          <w:p>
+            <w:r>
+              <w:t>2^0</w:t>
+            </w:r>
+          </w:p>
+        </w:tc>
+      </w:tr>
+      <w:tr>
+        <w:tc>
+          <w:tcPr>
+            <w:tcW w:w="1127" w:type="dxa"/>
+          </w:tcPr>
+          <w:p>
+            <w:r>
+              <w:t>128</w:t>
+            </w:r>
+          </w:p>
+        </w:tc>
+        <w:tc>
+          <w:tcPr>
+            <w:tcW w:w="1127" w:type="dxa"/>
+          </w:tcPr>
+          <w:p>
+            <w:r>
+              <w:t>64</w:t>
+            </w:r>
+          </w:p>
+        </w:tc>
+        <w:tc>
+          <w:tcPr>
+            <w:tcW w:w="1127" w:type="dxa"/>
+          </w:tcPr>
+          <w:p>
+            <w:r>
+              <w:t>32</w:t>
+            </w:r>
+          </w:p>
+        </w:tc>
+        <w:tc>
+          <w:tcPr>
+            <w:tcW w:w="1127" w:type="dxa"/>
+          </w:tcPr>
+          <w:p>
+            <w:r>
+              <w:t>16</w:t>
+            </w:r>
+          </w:p>
+        </w:tc>
+        <w:tc>
+          <w:tcPr>
+            <w:tcW w:w="1127" w:type="dxa"/>
+          </w:tcPr>
+          <w:p>
+            <w:r>
+              <w:t>8</w:t>
+            </w:r>
+          </w:p>
+        </w:tc>
+        <w:tc>
+          <w:tcPr>
+            <w:tcW w:w="1127" w:type="dxa"/>
+          </w:tcPr>
+          <w:p>
+            <w:r>
+              <w:t>4</w:t>
+            </w:r>
+          </w:p>
+        </w:tc>
+        <w:tc>
+          <w:tcPr>
+            <w:tcW w:w="1127" w:type="dxa"/>
+          </w:tcPr>
+          <w:p>
+            <w:r>
+              <w:t>2</w:t>
+            </w:r>
+          </w:p>
+        </w:tc>
+        <w:tc>
+          <w:tcPr>
+            <w:tcW w:w="1127" w:type="dxa"/>
+          </w:tcPr>
+          <w:p>
+            <w:r>
+              <w:t>1</w:t>
+            </w:r>
+          </w:p>
+        </w:tc>
+      </w:tr>
+    </w:tbl>
+    <w:p/>
+    <w:p>
+      <w:r>
+        <w:t>1 = 128</w:t>
+      </w:r>
+    </w:p>
+    <w:p>
+      <w:r>
+        <w:t>2 = 192</w:t>
+      </w:r>
+    </w:p>
+    <w:p>
+      <w:r>
+        <w:t>3 = 224</w:t>
+      </w:r>
+    </w:p>
+    <w:p>
+      <w:r>
+        <w:t>4 = 240</w:t>
+      </w:r>
+    </w:p>
+    <w:p>
+      <w:r>
+        <w:t>5 = 248</w:t>
+      </w:r>
+    </w:p>
+    <w:p>
+      <w:r>
+        <w:t>6 = 252</w:t>
+      </w:r>
+    </w:p>
+    <w:p>
+      <w:r>
+        <w:t>7 = 254</w:t>
+      </w:r>
+    </w:p>
+    <w:p>
+      <w:r>
+        <w:t>8 = 255</w:t>
+      </w:r>
+    </w:p>
+    <w:p/>
+    <w:p/>
+    <w:p>
+      <w:proofErr w:type="gramStart"/>
+      <w:r>
+        <w:t>VLSM  (</w:t>
+      </w:r>
+      <w:proofErr w:type="gramEnd"/>
+      <w:r>
+        <w:t xml:space="preserve">Variable length subnet </w:t>
+      </w:r>
+      <w:proofErr w:type="gramStart"/>
+      <w:r>
+        <w:t>mask )</w:t>
+      </w:r>
+      <w:proofErr w:type="gramEnd"/>
+    </w:p>
+    <w:p/>
+    <w:p>
+      <w:r>
+        <w:t>172.16.0.0    required host = 100</w:t>
+      </w:r>
+    </w:p>
+    <w:p/>
+    <w:p>
+      <w:r>
+        <w:t>2^7 = 128</w:t>
+      </w:r>
+    </w:p>
+    <w:p>
+      <w:r>
+        <w:t>2^ 8 = 256</w:t>
+      </w:r>
+    </w:p>
+    <w:p/>
+    <w:p>
+      <w:r>
+        <w:t>Host = (2 ^ H) -2</w:t>
+      </w:r>
+    </w:p>
+    <w:p>
+      <w:r>
+        <w:tab/>
+        <w:t>= (2 ^ 7) -2 =&gt; 126</w:t>
+      </w:r>
+    </w:p>
+    <w:p/>
+    <w:p>
+      <w:r>
+        <w:t xml:space="preserve">Network bit – no of host bit </w:t>
+      </w:r>
+    </w:p>
+    <w:p>
+      <w:r>
+        <w:t xml:space="preserve">= 32 – 7 </w:t>
+      </w:r>
+    </w:p>
+    <w:p>
+      <w:r>
+        <w:t xml:space="preserve">= </w:t>
+      </w:r>
+      <w:proofErr w:type="gramStart"/>
+      <w:r>
+        <w:t>25  /</w:t>
+      </w:r>
+      <w:proofErr w:type="gramEnd"/>
+      <w:r>
+        <w:t xml:space="preserve">/ slash value </w:t>
+      </w:r>
+    </w:p>
+    <w:p/>
+    <w:p>
+      <w:r>
+        <w:t>= 8.8.8.1</w:t>
+      </w:r>
+    </w:p>
+    <w:p>
+      <w:r>
+        <w:t xml:space="preserve">Subnet </w:t>
+      </w:r>
+      <w:proofErr w:type="gramStart"/>
+      <w:r>
+        <w:t xml:space="preserve">mask  </w:t>
+      </w:r>
+      <w:r>
+        <w:t>=</w:t>
+      </w:r>
+      <w:proofErr w:type="gramEnd"/>
+      <w:r>
+        <w:t xml:space="preserve"> 255.255.255.128</w:t>
+      </w:r>
+    </w:p>
+    <w:p/>
+    <w:p/>
+    <w:p>
+      <w:r>
+        <w:t xml:space="preserve">Inverse mask = network range – subnet mask </w:t>
+      </w:r>
+    </w:p>
+    <w:p>
+      <w:r>
+        <w:tab/>
+      </w:r>
+      <w:r>
+        <w:tab/>
+        <w:t>255.255.255.255 – 255.255.255.128</w:t>
+      </w:r>
+    </w:p>
+    <w:p>
+      <w:r>
+        <w:tab/>
+      </w:r>
+      <w:r>
+        <w:tab/>
+        <w:t>= 0.0.0.128</w:t>
+      </w:r>
+    </w:p>
+    <w:p>
+      <w:r>
+        <w:t>Range = IM + NI</w:t>
+      </w:r>
+    </w:p>
+    <w:p>
+      <w:r>
+        <w:tab/>
+        <w:t xml:space="preserve">= </w:t>
+      </w:r>
+      <w:proofErr w:type="gramStart"/>
+      <w:r>
+        <w:t>0.0.0.128  +</w:t>
+      </w:r>
+      <w:proofErr w:type="gramEnd"/>
+      <w:r>
+        <w:t xml:space="preserve"> 172.16.0.0</w:t>
+      </w:r>
+    </w:p>
+    <w:p>
+      <w:r>
+        <w:tab/>
+        <w:t xml:space="preserve">= </w:t>
+      </w:r>
+      <w:proofErr w:type="gramStart"/>
+      <w:r>
+        <w:t>172.16.0.128  (</w:t>
+      </w:r>
+      <w:proofErr w:type="gramEnd"/>
+      <w:r>
+        <w:t>Broadcast)</w:t>
+      </w:r>
+    </w:p>
+    <w:p/>
+    <w:p>
+      <w:r>
+        <w:t xml:space="preserve">Network </w:t>
+      </w:r>
+      <w:proofErr w:type="gramStart"/>
+      <w:r>
+        <w:t>id :</w:t>
+      </w:r>
+      <w:proofErr w:type="gramEnd"/>
+      <w:r>
+        <w:t xml:space="preserve"> 172.16.0.0</w:t>
+      </w:r>
+    </w:p>
+    <w:p>
+      <w:r>
+        <w:t>Broadcast id :172.16.0.128</w:t>
+      </w:r>
+    </w:p>
+    <w:p>
+      <w:r>
+        <w:t xml:space="preserve">Usable host </w:t>
+      </w:r>
+      <w:proofErr w:type="spellStart"/>
+      <w:proofErr w:type="gramStart"/>
+      <w:r>
+        <w:t>ip</w:t>
+      </w:r>
+      <w:proofErr w:type="spellEnd"/>
+      <w:r>
+        <w:t xml:space="preserve"> :</w:t>
+      </w:r>
+      <w:proofErr w:type="gramEnd"/>
+      <w:r>
+        <w:t xml:space="preserve"> 172.16.0.1 to 172.16.0.127</w:t>
+      </w:r>
+    </w:p>
+    <w:p/>
+    <w:p/>
+    <w:p>
+      <w:r>
+        <w:t xml:space="preserve">192.168.1.0    =&gt; required host 50 </w:t>
+      </w:r>
+    </w:p>
+    <w:p/>
+    <w:p/>
+    <w:p>
+      <w:proofErr w:type="gramStart"/>
+      <w:r>
+        <w:t>CIDR  =</w:t>
+      </w:r>
+      <w:proofErr w:type="gramEnd"/>
+      <w:r>
+        <w:t>&gt; 192.168.0.0 / 16</w:t>
+      </w:r>
+    </w:p>
+    <w:p/>
+    <w:p>
+      <w:r>
+        <w:t>Split =&gt; 8.8.0.0</w:t>
+      </w:r>
+    </w:p>
+    <w:p>
+      <w:r>
+        <w:t>Subnet mask = 255.255.0.0</w:t>
+      </w:r>
+    </w:p>
+    <w:p/>
+    <w:p>
+      <w:r>
+        <w:t>IM = 0.0.255.255</w:t>
+      </w:r>
+    </w:p>
+    <w:p>
+      <w:r>
+        <w:t>Range = 192.168.255.255 (Broadcast)</w:t>
+      </w:r>
+    </w:p>
+    <w:p>
+      <w:r>
+        <w:lastRenderedPageBreak/>
+        <w:t>Network id: 192.168.0.0</w:t>
+      </w:r>
+    </w:p>
+    <w:p>
+      <w:proofErr w:type="spellStart"/>
+      <w:proofErr w:type="gramStart"/>
+      <w:r>
+        <w:t>Boardcast</w:t>
+      </w:r>
+      <w:proofErr w:type="spellEnd"/>
+      <w:r>
+        <w:t xml:space="preserve"> :</w:t>
+      </w:r>
+      <w:proofErr w:type="gramEnd"/>
+      <w:r>
+        <w:t xml:space="preserve"> 192.168.255.255</w:t>
+      </w:r>
+    </w:p>
+    <w:p>
+      <w:r>
+        <w:t xml:space="preserve">Usable host </w:t>
+      </w:r>
+      <w:proofErr w:type="spellStart"/>
+      <w:proofErr w:type="gramStart"/>
+      <w:r>
+        <w:t>ip</w:t>
+      </w:r>
+      <w:proofErr w:type="spellEnd"/>
+      <w:r>
+        <w:t xml:space="preserve"> :</w:t>
+      </w:r>
+      <w:proofErr w:type="gramEnd"/>
+      <w:r>
+        <w:t xml:space="preserve"> 192.168.0.1 to 192.168.255.254</w:t>
+      </w:r>
+    </w:p>
+    <w:p/>
+    <w:p/>
+    <w:p>
+      <w:r>
+        <w:t xml:space="preserve">Subnet problem </w:t>
+      </w:r>
+    </w:p>
+    <w:p>
+      <w:proofErr w:type="gramStart"/>
+      <w:r>
+        <w:t>10.0.0.0  /</w:t>
+      </w:r>
+      <w:proofErr w:type="gramEnd"/>
+      <w:r>
+        <w:t xml:space="preserve">8    =&gt; required subnet 4 </w:t>
+      </w:r>
+    </w:p>
+    <w:p/>
+    <w:p>
+      <w:r>
+        <w:t xml:space="preserve">Steps </w:t>
+      </w:r>
+    </w:p>
+    <w:p>
+      <w:pPr>
+        <w:pStyle w:val="ListParagraph"/>
+        <w:numPr>
+          <w:ilvl w:val="0"/>
+          <w:numId w:val="4"/>
+        </w:numPr>
+      </w:pPr>
+      <w:proofErr w:type="spellStart"/>
+      <w:r>
+        <w:t>Separete</w:t>
+      </w:r>
+      <w:proofErr w:type="spellEnd"/>
+      <w:r>
+        <w:t xml:space="preserve"> the host bits </w:t>
+      </w:r>
+    </w:p>
+    <w:p>
+      <w:pPr>
+        <w:pStyle w:val="ListParagraph"/>
+        <w:numPr>
+          <w:ilvl w:val="0"/>
+          <w:numId w:val="4"/>
+        </w:numPr>
+      </w:pPr>
+      <w:r>
+        <w:t xml:space="preserve">Write a host bit place value left to right </w:t>
+      </w:r>
+    </w:p>
+    <w:p>
+      <w:pPr>
+        <w:pStyle w:val="ListParagraph"/>
+        <w:numPr>
+          <w:ilvl w:val="0"/>
+          <w:numId w:val="4"/>
+        </w:numPr>
+      </w:pPr>
+      <w:r>
+        <w:t xml:space="preserve">Based on requirement move a line </w:t>
+      </w:r>
+    </w:p>
+    <w:p/>
+    <w:p>
+      <w:proofErr w:type="gramStart"/>
+      <w:r>
+        <w:t>10 .</w:t>
+      </w:r>
+      <w:proofErr w:type="gramEnd"/>
+      <w:r>
+        <w:t xml:space="preserve">  </w:t>
+      </w:r>
+    </w:p>
+    <w:tbl>
+      <w:tblPr>
+        <w:tblStyle w:val="TableGrid"/>
+        <w:tblpPr w:leftFromText="180" w:rightFromText="180" w:vertAnchor="text" w:horzAnchor="page" w:tblpX="1893" w:tblpY="22"/>
+        <w:tblW w:w="0" w:type="auto"/>
+        <w:tblLook w:val="04A0" w:firstRow="1" w:lastRow="0" w:firstColumn="1" w:lastColumn="0" w:noHBand="0" w:noVBand="1"/>
+      </w:tblPr>
+      <w:tblGrid>
+        <w:gridCol w:w="562"/>
+        <w:gridCol w:w="567"/>
+        <w:gridCol w:w="440"/>
+        <w:gridCol w:w="440"/>
+        <w:gridCol w:w="328"/>
+        <w:gridCol w:w="352"/>
+        <w:gridCol w:w="328"/>
+        <w:gridCol w:w="328"/>
+      </w:tblGrid>
+      <w:tr>
+        <w:tc>
+          <w:tcPr>
+            <w:tcW w:w="562" w:type="dxa"/>
+          </w:tcPr>
+          <w:p>
+            <w:r>
+              <w:t>128</w:t>
+            </w:r>
+          </w:p>
+        </w:tc>
+        <w:tc>
+          <w:tcPr>
+            <w:tcW w:w="567" w:type="dxa"/>
+          </w:tcPr>
+          <w:p>
+            <w:r>
+              <w:t>64</w:t>
+            </w:r>
+          </w:p>
+        </w:tc>
+        <w:tc>
+          <w:tcPr>
+            <w:tcW w:w="440" w:type="dxa"/>
+          </w:tcPr>
+          <w:p>
+            <w:r>
+              <w:t>32</w:t>
+            </w:r>
+          </w:p>
+        </w:tc>
+        <w:tc>
+          <w:tcPr>
+            <w:tcW w:w="440" w:type="dxa"/>
+          </w:tcPr>
+          <w:p>
+            <w:r>
+              <w:t>16</w:t>
+            </w:r>
+          </w:p>
+        </w:tc>
+        <w:tc>
+          <w:tcPr>
+            <w:tcW w:w="328" w:type="dxa"/>
+          </w:tcPr>
+          <w:p>
+            <w:r>
+              <w:t>8</w:t>
+            </w:r>
+          </w:p>
+        </w:tc>
+        <w:tc>
+          <w:tcPr>
+            <w:tcW w:w="352" w:type="dxa"/>
+          </w:tcPr>
+          <w:p>
+            <w:r>
+              <w:t>4</w:t>
+            </w:r>
+          </w:p>
+        </w:tc>
+        <w:tc>
+          <w:tcPr>
+            <w:tcW w:w="328" w:type="dxa"/>
+          </w:tcPr>
+          <w:p>
+            <w:r>
+              <w:t>2</w:t>
+            </w:r>
+          </w:p>
+        </w:tc>
+        <w:tc>
+          <w:tcPr>
+            <w:tcW w:w="328" w:type="dxa"/>
+          </w:tcPr>
+          <w:p>
+            <w:r>
+              <w:t>1</w:t>
+            </w:r>
+          </w:p>
+        </w:tc>
+      </w:tr>
+    </w:tbl>
+    <w:tbl>
+      <w:tblPr>
+        <w:tblStyle w:val="TableGrid"/>
+        <w:tblpPr w:leftFromText="180" w:rightFromText="180" w:vertAnchor="text" w:horzAnchor="page" w:tblpX="5558" w:tblpY="-31"/>
+        <w:tblW w:w="0" w:type="auto"/>
+        <w:tblLook w:val="04A0" w:firstRow="1" w:lastRow="0" w:firstColumn="1" w:lastColumn="0" w:noHBand="0" w:noVBand="1"/>
+      </w:tblPr>
+      <w:tblGrid>
+        <w:gridCol w:w="562"/>
+        <w:gridCol w:w="567"/>
+        <w:gridCol w:w="440"/>
+        <w:gridCol w:w="440"/>
+        <w:gridCol w:w="328"/>
+        <w:gridCol w:w="352"/>
+        <w:gridCol w:w="328"/>
+        <w:gridCol w:w="328"/>
+      </w:tblGrid>
+      <w:tr>
+        <w:tc>
+          <w:tcPr>
+            <w:tcW w:w="562" w:type="dxa"/>
+          </w:tcPr>
+          <w:p>
+            <w:r>
+              <w:t>128</w:t>
+            </w:r>
+          </w:p>
+        </w:tc>
+        <w:tc>
+          <w:tcPr>
+            <w:tcW w:w="567" w:type="dxa"/>
+          </w:tcPr>
+          <w:p>
+            <w:r>
+              <w:t>64</w:t>
+            </w:r>
+          </w:p>
+        </w:tc>
+        <w:tc>
+          <w:tcPr>
+            <w:tcW w:w="440" w:type="dxa"/>
+          </w:tcPr>
+          <w:p>
+            <w:r>
+              <w:t>32</w:t>
+            </w:r>
+          </w:p>
+        </w:tc>
+        <w:tc>
+          <w:tcPr>
+            <w:tcW w:w="440" w:type="dxa"/>
+          </w:tcPr>
+          <w:p>
+            <w:r>
+              <w:t>16</w:t>
+            </w:r>
+          </w:p>
+        </w:tc>
+        <w:tc>
+          <w:tcPr>
+            <w:tcW w:w="328" w:type="dxa"/>
+          </w:tcPr>
+          <w:p>
+            <w:r>
+              <w:t>8</w:t>
+            </w:r>
+          </w:p>
+        </w:tc>
+        <w:tc>
+          <w:tcPr>
+            <w:tcW w:w="352" w:type="dxa"/>
+          </w:tcPr>
+          <w:p>
+            <w:r>
+              <w:t>4</w:t>
+            </w:r>
+          </w:p>
+        </w:tc>
+        <w:tc>
+          <w:tcPr>
+            <w:tcW w:w="328" w:type="dxa"/>
+          </w:tcPr>
+          <w:p>
+            <w:r>
+              <w:t>2</w:t>
+            </w:r>
+          </w:p>
+        </w:tc>
+        <w:tc>
+          <w:tcPr>
+            <w:tcW w:w="328" w:type="dxa"/>
+          </w:tcPr>
+          <w:p>
+            <w:r>
+              <w:t>1</w:t>
+            </w:r>
+          </w:p>
+        </w:tc>
+      </w:tr>
+    </w:tbl>
+    <w:p>
+      <w:r>
+        <w:t xml:space="preserve"> .</w:t>
+      </w:r>
+    </w:p>
+    <w:tbl>
+      <w:tblPr>
+        <w:tblStyle w:val="TableGrid"/>
+        <w:tblpPr w:leftFromText="180" w:rightFromText="180" w:vertAnchor="text" w:horzAnchor="page" w:tblpX="8563" w:tblpY="-29"/>
+        <w:tblW w:w="0" w:type="auto"/>
+        <w:tblLook w:val="04A0" w:firstRow="1" w:lastRow="0" w:firstColumn="1" w:lastColumn="0" w:noHBand="0" w:noVBand="1"/>
+      </w:tblPr>
+      <w:tblGrid>
+        <w:gridCol w:w="562"/>
+        <w:gridCol w:w="567"/>
+        <w:gridCol w:w="440"/>
+        <w:gridCol w:w="440"/>
+        <w:gridCol w:w="328"/>
+        <w:gridCol w:w="352"/>
+        <w:gridCol w:w="328"/>
+        <w:gridCol w:w="328"/>
+      </w:tblGrid>
+      <w:tr>
+        <w:tc>
+          <w:tcPr>
+            <w:tcW w:w="562" w:type="dxa"/>
+          </w:tcPr>
+          <w:p>
+            <w:r>
+              <w:t>128</w:t>
+            </w:r>
+          </w:p>
+        </w:tc>
+        <w:tc>
+          <w:tcPr>
+            <w:tcW w:w="567" w:type="dxa"/>
+          </w:tcPr>
+          <w:p>
+            <w:r>
+              <w:t>64</w:t>
+            </w:r>
+          </w:p>
+        </w:tc>
+        <w:tc>
+          <w:tcPr>
+            <w:tcW w:w="440" w:type="dxa"/>
+          </w:tcPr>
+          <w:p>
+            <w:r>
+              <w:t>32</w:t>
+            </w:r>
+          </w:p>
+        </w:tc>
+        <w:tc>
+          <w:tcPr>
+            <w:tcW w:w="440" w:type="dxa"/>
+          </w:tcPr>
+          <w:p>
+            <w:r>
+              <w:t>16</w:t>
+            </w:r>
+          </w:p>
+        </w:tc>
+        <w:tc>
+          <w:tcPr>
+            <w:tcW w:w="328" w:type="dxa"/>
+          </w:tcPr>
+          <w:p>
+            <w:r>
+              <w:t>8</w:t>
+            </w:r>
+          </w:p>
+        </w:tc>
+        <w:tc>
+          <w:tcPr>
+            <w:tcW w:w="352" w:type="dxa"/>
+          </w:tcPr>
+          <w:p>
+            <w:r>
+              <w:t>4</w:t>
+            </w:r>
+          </w:p>
+        </w:tc>
+        <w:tc>
+          <w:tcPr>
+            <w:tcW w:w="328" w:type="dxa"/>
+          </w:tcPr>
+          <w:p>
+            <w:r>
+              <w:t>2</w:t>
+            </w:r>
+          </w:p>
+        </w:tc>
+        <w:tc>
+          <w:tcPr>
+            <w:tcW w:w="328" w:type="dxa"/>
+          </w:tcPr>
+          <w:p>
+            <w:r>
+              <w:t>1</w:t>
+            </w:r>
+          </w:p>
+        </w:tc>
+      </w:tr>
+    </w:tbl>
+    <w:p/>
+    <w:p/>
     <w:p/>
     <w:sectPr>
       <w:pgSz w:w="11906" w:h="16838"/>
@@ -2281,6 +3344,92 @@
 <file path=word/numbering.xml><?xml version="1.0" encoding="utf-8"?>
 <w:numbering xmlns:wpc="http://schemas.microsoft.com/office/word/2010/wordprocessingCanvas" xmlns:cx="http://schemas.microsoft.com/office/drawing/2014/chartex" xmlns:cx1="http://schemas.microsoft.com/office/drawing/2015/9/8/chartex" xmlns:cx2="http://schemas.microsoft.com/office/drawing/2015/10/21/chartex" xmlns:cx3="http://schemas.microsoft.com/office/drawing/2016/5/9/chartex" xmlns:cx4="http://schemas.microsoft.com/office/drawing/2016/5/10/chartex" xmlns:cx5="http://schemas.microsoft.com/office/drawing/2016/5/11/chartex" xmlns:cx6="http://schemas.microsoft.com/office/drawing/2016/5/12/chartex" xmlns:cx7="http://schemas.microsoft.com/office/drawing/2016/5/13/chartex" xmlns:cx8="http://schemas.microsoft.com/office/drawing/2016/5/14/chartex" xmlns:mc="http://schemas.openxmlformats.org/markup-compatibility/2006" xmlns:aink="http://schemas.microsoft.com/office/drawing/2016/ink" xmlns:am3d="http://schemas.microsoft.com/office/drawing/2017/model3d" xmlns:o="urn:schemas-microsoft-com:office:office" xmlns:oel="http://schemas.microsoft.com/office/2019/extlst" xmlns:r="http://schemas.openxmlformats.org/officeDocument/2006/relationships" xmlns:m="http://schemas.openxmlformats.org/officeDocument/2006/math" xmlns:v="urn:schemas-microsoft-com:vml" xmlns:wp14="http://schemas.microsoft.com/office/word/2010/wordprocessingDrawing" xmlns:wp="http://schemas.openxmlformats.org/drawingml/2006/wordprocessingDrawing" xmlns:w10="urn:schemas-microsoft-com:office:word" xmlns:w="http://schemas.openxmlformats.org/wordprocessingml/2006/main" xmlns:w14="http://schemas.microsoft.com/office/word/2010/wordml" xmlns:w15="http://schemas.microsoft.com/office/word/2012/wordml" xmlns:w16cex="http://schemas.microsoft.com/office/word/2018/wordml/cex" xmlns:w16cid="http://schemas.microsoft.com/office/word/2016/wordml/cid" xmlns:w16="http://schemas.microsoft.com/office/word/2018/wordml" xmlns:w16du="http://schemas.microsoft.com/office/word/2023/wordml/word16du" xmlns:w16sdtdh="http://schemas.microsoft.com/office/word/2020/wordml/sdtdatahash" xmlns:w16sdtfl="http://schemas.microsoft.com/office/word/2024/wordml/sdtformatlock" xmlns:w16se="http://schemas.microsoft.com/office/word/2015/wordml/symex" xmlns:wpg="http://schemas.microsoft.com/office/word/2010/wordprocessingGroup" xmlns:wpi="http://schemas.microsoft.com/office/word/2010/wordprocessingInk" xmlns:wne="http://schemas.microsoft.com/office/word/2006/wordml" xmlns:wps="http://schemas.microsoft.com/office/word/2010/wordprocessingShape" mc:Ignorable="w14 w15 w16se w16cid w16 w16cex w16sdtdh w16sdtfl w16du wp14">
   <w:abstractNum w:abstractNumId="0" w15:restartNumberingAfterBreak="0">
+    <w:nsid w:val="37F03523"/>
+    <w:multiLevelType w:val="hybridMultilevel"/>
+    <w:tmpl w:val="5E1A5F02"/>
+    <w:lvl w:ilvl="0" w:tplc="4009000F">
+      <w:start w:val="1"/>
+      <w:numFmt w:val="decimal"/>
+      <w:lvlText w:val="%1."/>
+      <w:lvlJc w:val="left"/>
+      <w:pPr>
+        <w:ind w:left="720" w:hanging="360"/>
+      </w:pPr>
+    </w:lvl>
+    <w:lvl w:ilvl="1" w:tplc="40090019" w:tentative="1">
+      <w:start w:val="1"/>
+      <w:numFmt w:val="lowerLetter"/>
+      <w:lvlText w:val="%2."/>
+      <w:lvlJc w:val="left"/>
+      <w:pPr>
+        <w:ind w:left="1440" w:hanging="360"/>
+      </w:pPr>
+    </w:lvl>
+    <w:lvl w:ilvl="2" w:tplc="4009001B" w:tentative="1">
+      <w:start w:val="1"/>
+      <w:numFmt w:val="lowerRoman"/>
+      <w:lvlText w:val="%3."/>
+      <w:lvlJc w:val="right"/>
+      <w:pPr>
+        <w:ind w:left="2160" w:hanging="180"/>
+      </w:pPr>
+    </w:lvl>
+    <w:lvl w:ilvl="3" w:tplc="4009000F" w:tentative="1">
+      <w:start w:val="1"/>
+      <w:numFmt w:val="decimal"/>
+      <w:lvlText w:val="%4."/>
+      <w:lvlJc w:val="left"/>
+      <w:pPr>
+        <w:ind w:left="2880" w:hanging="360"/>
+      </w:pPr>
+    </w:lvl>
+    <w:lvl w:ilvl="4" w:tplc="40090019" w:tentative="1">
+      <w:start w:val="1"/>
+      <w:numFmt w:val="lowerLetter"/>
+      <w:lvlText w:val="%5."/>
+      <w:lvlJc w:val="left"/>
+      <w:pPr>
+        <w:ind w:left="3600" w:hanging="360"/>
+      </w:pPr>
+    </w:lvl>
+    <w:lvl w:ilvl="5" w:tplc="4009001B" w:tentative="1">
+      <w:start w:val="1"/>
+      <w:numFmt w:val="lowerRoman"/>
+      <w:lvlText w:val="%6."/>
+      <w:lvlJc w:val="right"/>
+      <w:pPr>
+        <w:ind w:left="4320" w:hanging="180"/>
+      </w:pPr>
+    </w:lvl>
+    <w:lvl w:ilvl="6" w:tplc="4009000F" w:tentative="1">
+      <w:start w:val="1"/>
+      <w:numFmt w:val="decimal"/>
+      <w:lvlText w:val="%7."/>
+      <w:lvlJc w:val="left"/>
+      <w:pPr>
+        <w:ind w:left="5040" w:hanging="360"/>
+      </w:pPr>
+    </w:lvl>
+    <w:lvl w:ilvl="7" w:tplc="40090019" w:tentative="1">
+      <w:start w:val="1"/>
+      <w:numFmt w:val="lowerLetter"/>
+      <w:lvlText w:val="%8."/>
+      <w:lvlJc w:val="left"/>
+      <w:pPr>
+        <w:ind w:left="5760" w:hanging="360"/>
+      </w:pPr>
+    </w:lvl>
+    <w:lvl w:ilvl="8" w:tplc="4009001B" w:tentative="1">
+      <w:start w:val="1"/>
+      <w:numFmt w:val="lowerRoman"/>
+      <w:lvlText w:val="%9."/>
+      <w:lvlJc w:val="right"/>
+      <w:pPr>
+        <w:ind w:left="6480" w:hanging="180"/>
+      </w:pPr>
+    </w:lvl>
+  </w:abstractNum>
+  <w:abstractNum w:abstractNumId="1" w15:restartNumberingAfterBreak="0">
     <w:nsid w:val="46DE7207"/>
     <w:multiLevelType w:val="hybridMultilevel"/>
     <w:tmpl w:val="625CFD1C"/>
@@ -2369,7 +3518,188 @@
       </w:pPr>
     </w:lvl>
   </w:abstractNum>
+  <w:abstractNum w:abstractNumId="2" w15:restartNumberingAfterBreak="0">
+    <w:nsid w:val="703F76CE"/>
+    <w:multiLevelType w:val="hybridMultilevel"/>
+    <w:tmpl w:val="17266C32"/>
+    <w:lvl w:ilvl="0" w:tplc="4009000F">
+      <w:start w:val="1"/>
+      <w:numFmt w:val="decimal"/>
+      <w:lvlText w:val="%1."/>
+      <w:lvlJc w:val="left"/>
+      <w:pPr>
+        <w:ind w:left="720" w:hanging="360"/>
+      </w:pPr>
+    </w:lvl>
+    <w:lvl w:ilvl="1" w:tplc="40090019">
+      <w:start w:val="1"/>
+      <w:numFmt w:val="lowerLetter"/>
+      <w:lvlText w:val="%2."/>
+      <w:lvlJc w:val="left"/>
+      <w:pPr>
+        <w:ind w:left="1440" w:hanging="360"/>
+      </w:pPr>
+    </w:lvl>
+    <w:lvl w:ilvl="2" w:tplc="4009001B" w:tentative="1">
+      <w:start w:val="1"/>
+      <w:numFmt w:val="lowerRoman"/>
+      <w:lvlText w:val="%3."/>
+      <w:lvlJc w:val="right"/>
+      <w:pPr>
+        <w:ind w:left="2160" w:hanging="180"/>
+      </w:pPr>
+    </w:lvl>
+    <w:lvl w:ilvl="3" w:tplc="4009000F" w:tentative="1">
+      <w:start w:val="1"/>
+      <w:numFmt w:val="decimal"/>
+      <w:lvlText w:val="%4."/>
+      <w:lvlJc w:val="left"/>
+      <w:pPr>
+        <w:ind w:left="2880" w:hanging="360"/>
+      </w:pPr>
+    </w:lvl>
+    <w:lvl w:ilvl="4" w:tplc="40090019" w:tentative="1">
+      <w:start w:val="1"/>
+      <w:numFmt w:val="lowerLetter"/>
+      <w:lvlText w:val="%5."/>
+      <w:lvlJc w:val="left"/>
+      <w:pPr>
+        <w:ind w:left="3600" w:hanging="360"/>
+      </w:pPr>
+    </w:lvl>
+    <w:lvl w:ilvl="5" w:tplc="4009001B" w:tentative="1">
+      <w:start w:val="1"/>
+      <w:numFmt w:val="lowerRoman"/>
+      <w:lvlText w:val="%6."/>
+      <w:lvlJc w:val="right"/>
+      <w:pPr>
+        <w:ind w:left="4320" w:hanging="180"/>
+      </w:pPr>
+    </w:lvl>
+    <w:lvl w:ilvl="6" w:tplc="4009000F" w:tentative="1">
+      <w:start w:val="1"/>
+      <w:numFmt w:val="decimal"/>
+      <w:lvlText w:val="%7."/>
+      <w:lvlJc w:val="left"/>
+      <w:pPr>
+        <w:ind w:left="5040" w:hanging="360"/>
+      </w:pPr>
+    </w:lvl>
+    <w:lvl w:ilvl="7" w:tplc="40090019" w:tentative="1">
+      <w:start w:val="1"/>
+      <w:numFmt w:val="lowerLetter"/>
+      <w:lvlText w:val="%8."/>
+      <w:lvlJc w:val="left"/>
+      <w:pPr>
+        <w:ind w:left="5760" w:hanging="360"/>
+      </w:pPr>
+    </w:lvl>
+    <w:lvl w:ilvl="8" w:tplc="4009001B" w:tentative="1">
+      <w:start w:val="1"/>
+      <w:numFmt w:val="lowerRoman"/>
+      <w:lvlText w:val="%9."/>
+      <w:lvlJc w:val="right"/>
+      <w:pPr>
+        <w:ind w:left="6480" w:hanging="180"/>
+      </w:pPr>
+    </w:lvl>
+  </w:abstractNum>
+  <w:abstractNum w:abstractNumId="3" w15:restartNumberingAfterBreak="0">
+    <w:nsid w:val="71AF03EB"/>
+    <w:multiLevelType w:val="hybridMultilevel"/>
+    <w:tmpl w:val="14CC401C"/>
+    <w:lvl w:ilvl="0" w:tplc="FFFFFFFF">
+      <w:start w:val="1"/>
+      <w:numFmt w:val="decimal"/>
+      <w:lvlText w:val="%1."/>
+      <w:lvlJc w:val="left"/>
+      <w:pPr>
+        <w:ind w:left="720" w:hanging="360"/>
+      </w:pPr>
+    </w:lvl>
+    <w:lvl w:ilvl="1" w:tplc="4009000F">
+      <w:start w:val="1"/>
+      <w:numFmt w:val="decimal"/>
+      <w:lvlText w:val="%2."/>
+      <w:lvlJc w:val="left"/>
+      <w:pPr>
+        <w:ind w:left="720" w:hanging="360"/>
+      </w:pPr>
+    </w:lvl>
+    <w:lvl w:ilvl="2" w:tplc="FFFFFFFF" w:tentative="1">
+      <w:start w:val="1"/>
+      <w:numFmt w:val="lowerRoman"/>
+      <w:lvlText w:val="%3."/>
+      <w:lvlJc w:val="right"/>
+      <w:pPr>
+        <w:ind w:left="2160" w:hanging="180"/>
+      </w:pPr>
+    </w:lvl>
+    <w:lvl w:ilvl="3" w:tplc="FFFFFFFF" w:tentative="1">
+      <w:start w:val="1"/>
+      <w:numFmt w:val="decimal"/>
+      <w:lvlText w:val="%4."/>
+      <w:lvlJc w:val="left"/>
+      <w:pPr>
+        <w:ind w:left="2880" w:hanging="360"/>
+      </w:pPr>
+    </w:lvl>
+    <w:lvl w:ilvl="4" w:tplc="FFFFFFFF" w:tentative="1">
+      <w:start w:val="1"/>
+      <w:numFmt w:val="lowerLetter"/>
+      <w:lvlText w:val="%5."/>
+      <w:lvlJc w:val="left"/>
+      <w:pPr>
+        <w:ind w:left="3600" w:hanging="360"/>
+      </w:pPr>
+    </w:lvl>
+    <w:lvl w:ilvl="5" w:tplc="FFFFFFFF" w:tentative="1">
+      <w:start w:val="1"/>
+      <w:numFmt w:val="lowerRoman"/>
+      <w:lvlText w:val="%6."/>
+      <w:lvlJc w:val="right"/>
+      <w:pPr>
+        <w:ind w:left="4320" w:hanging="180"/>
+      </w:pPr>
+    </w:lvl>
+    <w:lvl w:ilvl="6" w:tplc="FFFFFFFF" w:tentative="1">
+      <w:start w:val="1"/>
+      <w:numFmt w:val="decimal"/>
+      <w:lvlText w:val="%7."/>
+      <w:lvlJc w:val="left"/>
+      <w:pPr>
+        <w:ind w:left="5040" w:hanging="360"/>
+      </w:pPr>
+    </w:lvl>
+    <w:lvl w:ilvl="7" w:tplc="FFFFFFFF" w:tentative="1">
+      <w:start w:val="1"/>
+      <w:numFmt w:val="lowerLetter"/>
+      <w:lvlText w:val="%8."/>
+      <w:lvlJc w:val="left"/>
+      <w:pPr>
+        <w:ind w:left="5760" w:hanging="360"/>
+      </w:pPr>
+    </w:lvl>
+    <w:lvl w:ilvl="8" w:tplc="FFFFFFFF" w:tentative="1">
+      <w:start w:val="1"/>
+      <w:numFmt w:val="lowerRoman"/>
+      <w:lvlText w:val="%9."/>
+      <w:lvlJc w:val="right"/>
+      <w:pPr>
+        <w:ind w:left="6480" w:hanging="180"/>
+      </w:pPr>
+    </w:lvl>
+  </w:abstractNum>
   <w:num w:numId="1" w16cid:durableId="736903857">
+    <w:abstractNumId w:val="1"/>
+  </w:num>
+  <w:num w:numId="2" w16cid:durableId="976449953">
+    <w:abstractNumId w:val="2"/>
+  </w:num>
+  <w:num w:numId="3" w16cid:durableId="41712697">
+    <w:abstractNumId w:val="3"/>
+  </w:num>
+  <w:num w:numId="4" w16cid:durableId="513499797">
     <w:abstractNumId w:val="0"/>
   </w:num>
 </w:numbering>
@@ -2775,6 +4105,7 @@
   <w:style w:type="paragraph" w:default="1" w:styleId="Normal">
     <w:name w:val="Normal"/>
     <w:qFormat/>
+    <w:rsid w:val="00304588"/>
   </w:style>
   <w:style w:type="paragraph" w:styleId="Heading1">
     <w:name w:val="heading 1"/>
@@ -2978,6 +4309,7 @@
   <w:style w:type="character" w:default="1" w:styleId="DefaultParagraphFont">
     <w:name w:val="Default Paragraph Font"/>
     <w:uiPriority w:val="1"/>
+    <w:semiHidden/>
     <w:unhideWhenUsed/>
   </w:style>
   <w:style w:type="table" w:default="1" w:styleId="TableNormal">
